--- a/data/outputs/v2/Essential_Mathematics/SS3.1_Statistics_1/Essential_Mathematics_Statistics_1_FinalExplanation_TeacherKey.docx
+++ b/data/outputs/v2/Essential_Mathematics/SS3.1_Statistics_1/Essential_Mathematics_Statistics_1_FinalExplanation_TeacherKey.docx
@@ -1826,7 +1826,7 @@
         </w:rPr>
         <w:t xml:space="preserve">© 2026 SeaVuria and ARES. This work is licensed under a </w:t>
       </w:r>
-      <w:hyperlink w:history="1" r:id="rIdujrp1l1ijcnhloykazitj">
+      <w:hyperlink w:history="1" r:id="rId4afx-dlxwsdwnntz0mdfg">
         <w:r>
           <w:rPr>
             <w:rFonts w:ascii="Arial" w:cs="Arial" w:eastAsia="Arial" w:hAnsi="Arial"/>
@@ -1846,7 +1846,7 @@
         </w:rPr>
         <w:t xml:space="preserve"> (</w:t>
       </w:r>
-      <w:hyperlink w:history="1" r:id="rIdxbbkhlle6i3bpoaog_4vn">
+      <w:hyperlink w:history="1" r:id="rId9kw6-f7kjtujvew7eaqrb">
         <w:r>
           <w:rPr>
             <w:rFonts w:ascii="Arial" w:cs="Arial" w:eastAsia="Arial" w:hAnsi="Arial"/>
@@ -1866,7 +1866,7 @@
         </w:rPr>
         <w:t xml:space="preserve">). To view a copy of this license, visit </w:t>
       </w:r>
-      <w:hyperlink w:history="1" r:id="rIdoj0wudh5iiftexr-3hj6j">
+      <w:hyperlink w:history="1" r:id="rIdbcnkxlekopka5sqtfpiel">
         <w:r>
           <w:rPr>
             <w:rFonts w:ascii="Arial" w:cs="Arial" w:eastAsia="Arial" w:hAnsi="Arial"/>

--- a/data/outputs/v2/Essential_Mathematics/SS3.1_Statistics_1/Essential_Mathematics_Statistics_1_FinalExplanation_TeacherKey.docx
+++ b/data/outputs/v2/Essential_Mathematics/SS3.1_Statistics_1/Essential_Mathematics_Statistics_1_FinalExplanation_TeacherKey.docx
@@ -1826,7 +1826,7 @@
         </w:rPr>
         <w:t xml:space="preserve">© 2026 SeaVuria and ARES. This work is licensed under a </w:t>
       </w:r>
-      <w:hyperlink w:history="1" r:id="rId4afx-dlxwsdwnntz0mdfg">
+      <w:hyperlink w:history="1" r:id="rIdzjjein3emh95kfqtfwuri">
         <w:r>
           <w:rPr>
             <w:rFonts w:ascii="Arial" w:cs="Arial" w:eastAsia="Arial" w:hAnsi="Arial"/>
@@ -1846,7 +1846,7 @@
         </w:rPr>
         <w:t xml:space="preserve"> (</w:t>
       </w:r>
-      <w:hyperlink w:history="1" r:id="rId9kw6-f7kjtujvew7eaqrb">
+      <w:hyperlink w:history="1" r:id="rIdb01az3mgp6w6suahkfp5-">
         <w:r>
           <w:rPr>
             <w:rFonts w:ascii="Arial" w:cs="Arial" w:eastAsia="Arial" w:hAnsi="Arial"/>
@@ -1866,7 +1866,7 @@
         </w:rPr>
         <w:t xml:space="preserve">). To view a copy of this license, visit </w:t>
       </w:r>
-      <w:hyperlink w:history="1" r:id="rIdbcnkxlekopka5sqtfpiel">
+      <w:hyperlink w:history="1" r:id="rIdvmp8zkk1fs4ikp1dul6xq">
         <w:r>
           <w:rPr>
             <w:rFonts w:ascii="Arial" w:cs="Arial" w:eastAsia="Arial" w:hAnsi="Arial"/>

--- a/data/outputs/v2/Essential_Mathematics/SS3.1_Statistics_1/Essential_Mathematics_Statistics_1_FinalExplanation_TeacherKey.docx
+++ b/data/outputs/v2/Essential_Mathematics/SS3.1_Statistics_1/Essential_Mathematics_Statistics_1_FinalExplanation_TeacherKey.docx
@@ -95,7 +95,7 @@
                 <w:sz w:val="22"/>
                 <w:szCs w:val="22"/>
               </w:rPr>
-              <w:t xml:space="preserve">FINAL EXPLANATION: ESSENTIAL MATHEMATICS GRADE 10 – STATISTICS 1: FINAL EXPLANATION</w:t>
+              <w:t xml:space="preserve">FINAL EXPLANATION: ESSENTIAL MATHEMATICS GRADE 10: STATISTICS 1 (3.1)</w:t>
             </w:r>
           </w:p>
         </w:tc>
@@ -224,7 +224,7 @@
                 <w:sz w:val="18"/>
                 <w:szCs w:val="18"/>
               </w:rPr>
-              <w:t xml:space="preserve">Driving Question: How can we turn raw data from our school and community into statistics and graphs that help Mama Wanjiku, and other Kenyan decision-makers, solve real problems? In this task you will write a short statistical explanation about the Canteen Queue Puzzle at Mwangaza Secondary School. Answer every prompt in the space under it. Use full sentences, show every step of any calculation, and use the correct statistical words (raw data, tally, frequency, frequency distribution table, mean, mode, median, bar graph, pie chart, line graph). Always link your answer back to Mama Wanjiku's canteen. Remember: Mama Wanjiku sometimes runs out of ugali with sukuma wiki and sometimes has a lot of githeri left over. Across the class's canteen records for the 120 learners, the mean number of ugali portions sold per day was 58, the mode was 60, the median was 57, and ugali made up 47% of all orders.</w:t>
+              <w:t xml:space="preserve">Mr Otieno, the principal of Lakeview Senior School in Kisumu, has money for only one option: a school bus route, a bicycle shed or a second lunch serving. In this Final Explanation you will use everything you learned about Grade 10 Green's travel data to answer the driving question: How can we turn a messy list of data from our school into clear evidence that helps our principal make a fair decision? Write your answers in the space under each prompt. Use numbers from the data to back up every claim, give units where needed (learners, seconds), and write the mean as 'mean'. You may use a calculator and a protractor if you need them. Remember that all the data come from one class only.</w:t>
             </w:r>
           </w:p>
         </w:tc>
@@ -285,7 +285,7 @@
                 <w:sz w:val="22"/>
                 <w:szCs w:val="22"/>
               </w:rPr>
-              <w:t xml:space="preserve">Part 1: Why did memory fail?</w:t>
+              <w:t xml:space="preserve">Part 1: From a messy list to a frequency table</w:t>
             </w:r>
           </w:p>
         </w:tc>
@@ -319,7 +319,620 @@
                 <w:sz w:val="18"/>
                 <w:szCs w:val="18"/>
               </w:rPr>
-              <w:t xml:space="preserve">Mama Wanjiku has no written records. She guesses how much to cook from memory. (a) Explain why raw, unorganised data of about 120 meal orders is hard to use, and why her memory-based guesses went wrong. (b) Describe how a tally sheet and a frequency distribution table fix this problem. In your answer, say what a frequency is and what check tells you that your table is accurate.</w:t>
+              <w:t xml:space="preserve">In Lesson 1, three learners disagreed. Atieno said 'Almost everyone walks', Brian said 'Most of us come by matatu', and Zawadi said 'The bus is always full'. Grade 10 Green collected 40 responses in learner order, but the raw list did not settle the argument.</w:t>
+            </w:r>
+          </w:p>
+          <w:p>
+            <w:pPr>
+              <w:spacing w:after="40" w:before="0"/>
+              <w:jc w:val="left"/>
+            </w:pPr>
+            <w:r>
+              <w:rPr>
+                <w:rFonts w:ascii="Arial" w:cs="Arial" w:eastAsia="Arial" w:hAnsi="Arial"/>
+                <w:b/>
+                <w:bCs/>
+                <w:i w:val="false"/>
+                <w:iCs w:val="false"/>
+                <w:color w:val="000000"/>
+                <w:sz w:val="18"/>
+                <w:szCs w:val="18"/>
+              </w:rPr>
+              <w:t xml:space="preserve"/>
+            </w:r>
+          </w:p>
+          <w:p>
+            <w:pPr>
+              <w:spacing w:after="40" w:before="0"/>
+              <w:jc w:val="left"/>
+            </w:pPr>
+            <w:r>
+              <w:rPr>
+                <w:rFonts w:ascii="Arial" w:cs="Arial" w:eastAsia="Arial" w:hAnsi="Arial"/>
+                <w:b/>
+                <w:bCs/>
+                <w:i w:val="false"/>
+                <w:iCs w:val="false"/>
+                <w:color w:val="000000"/>
+                <w:sz w:val="18"/>
+                <w:szCs w:val="18"/>
+              </w:rPr>
+              <w:t xml:space="preserve">Here is the frequency table of the same 40 responses:</w:t>
+            </w:r>
+          </w:p>
+          <w:p>
+            <w:pPr>
+              <w:spacing w:after="40" w:before="0"/>
+              <w:jc w:val="left"/>
+            </w:pPr>
+            <w:r>
+              <w:rPr>
+                <w:rFonts w:ascii="Arial" w:cs="Arial" w:eastAsia="Arial" w:hAnsi="Arial"/>
+                <w:b/>
+                <w:bCs/>
+                <w:i w:val="false"/>
+                <w:iCs w:val="false"/>
+                <w:color w:val="000000"/>
+                <w:sz w:val="18"/>
+                <w:szCs w:val="18"/>
+              </w:rPr>
+              <w:t xml:space="preserve"/>
+            </w:r>
+          </w:p>
+          <w:tbl>
+            <w:tblPr>
+              <w:tblW w:type="dxa" w:w="2640"/>
+              <w:tblBorders>
+                <w:top w:val="single" w:color="AAAAAA" w:sz="4"/>
+                <w:left w:val="single" w:color="AAAAAA" w:sz="4"/>
+                <w:bottom w:val="single" w:color="AAAAAA" w:sz="4"/>
+                <w:right w:val="single" w:color="AAAAAA" w:sz="4"/>
+                <w:insideH w:val="single" w:color="auto" w:sz="4"/>
+                <w:insideV w:val="single" w:color="auto" w:sz="4"/>
+              </w:tblBorders>
+              <w:tblLayout w:type="fixed"/>
+            </w:tblPr>
+            <w:tblGrid>
+              <w:gridCol w:w="1320"/>
+              <w:gridCol w:w="1320"/>
+            </w:tblGrid>
+            <w:tr>
+              <w:tc>
+                <w:tcPr>
+                  <w:tcW w:type="dxa" w:w="1320"/>
+                  <w:shd w:fill="D5E8F0" w:color="auto" w:val="clear"/>
+                  <w:tcMar>
+                    <w:top w:type="dxa" w:w="60"/>
+                    <w:left w:type="dxa" w:w="120"/>
+                    <w:bottom w:type="dxa" w:w="60"/>
+                    <w:right w:type="dxa" w:w="120"/>
+                  </w:tcMar>
+                  <w:vAlign w:val="top"/>
+                </w:tcPr>
+                <w:p>
+                  <w:pPr>
+                    <w:spacing w:after="40" w:before="0"/>
+                    <w:jc w:val="left"/>
+                  </w:pPr>
+                  <w:r>
+                    <w:rPr>
+                      <w:rFonts w:ascii="Arial" w:cs="Arial" w:eastAsia="Arial" w:hAnsi="Arial"/>
+                      <w:b/>
+                      <w:bCs/>
+                      <w:i w:val="false"/>
+                      <w:iCs w:val="false"/>
+                      <w:color w:val="000000"/>
+                      <w:sz w:val="18"/>
+                      <w:szCs w:val="18"/>
+                    </w:rPr>
+                    <w:t xml:space="preserve">Travel mode</w:t>
+                  </w:r>
+                </w:p>
+              </w:tc>
+              <w:tc>
+                <w:tcPr>
+                  <w:tcW w:type="dxa" w:w="1320"/>
+                  <w:shd w:fill="D5E8F0" w:color="auto" w:val="clear"/>
+                  <w:tcMar>
+                    <w:top w:type="dxa" w:w="60"/>
+                    <w:left w:type="dxa" w:w="120"/>
+                    <w:bottom w:type="dxa" w:w="60"/>
+                    <w:right w:type="dxa" w:w="120"/>
+                  </w:tcMar>
+                  <w:vAlign w:val="top"/>
+                </w:tcPr>
+                <w:p>
+                  <w:pPr>
+                    <w:spacing w:after="40" w:before="0"/>
+                    <w:jc w:val="left"/>
+                  </w:pPr>
+                  <w:r>
+                    <w:rPr>
+                      <w:rFonts w:ascii="Arial" w:cs="Arial" w:eastAsia="Arial" w:hAnsi="Arial"/>
+                      <w:b/>
+                      <w:bCs/>
+                      <w:i w:val="false"/>
+                      <w:iCs w:val="false"/>
+                      <w:color w:val="000000"/>
+                      <w:sz w:val="18"/>
+                      <w:szCs w:val="18"/>
+                    </w:rPr>
+                    <w:t xml:space="preserve">Frequency</w:t>
+                  </w:r>
+                </w:p>
+              </w:tc>
+            </w:tr>
+            <w:tr>
+              <w:tc>
+                <w:tcPr>
+                  <w:tcW w:type="dxa" w:w="1320"/>
+                  <w:shd w:fill="FFFFFF" w:color="auto" w:val="clear"/>
+                  <w:tcMar>
+                    <w:top w:type="dxa" w:w="60"/>
+                    <w:left w:type="dxa" w:w="120"/>
+                    <w:bottom w:type="dxa" w:w="60"/>
+                    <w:right w:type="dxa" w:w="120"/>
+                  </w:tcMar>
+                  <w:vAlign w:val="top"/>
+                </w:tcPr>
+                <w:p>
+                  <w:pPr>
+                    <w:spacing w:after="40" w:before="0"/>
+                    <w:jc w:val="left"/>
+                  </w:pPr>
+                  <w:r>
+                    <w:rPr>
+                      <w:rFonts w:ascii="Arial" w:cs="Arial" w:eastAsia="Arial" w:hAnsi="Arial"/>
+                      <w:b w:val="false"/>
+                      <w:bCs w:val="false"/>
+                      <w:i w:val="false"/>
+                      <w:iCs w:val="false"/>
+                      <w:color w:val="000000"/>
+                      <w:sz w:val="18"/>
+                      <w:szCs w:val="18"/>
+                    </w:rPr>
+                    <w:t xml:space="preserve">Walk</w:t>
+                  </w:r>
+                </w:p>
+              </w:tc>
+              <w:tc>
+                <w:tcPr>
+                  <w:tcW w:type="dxa" w:w="1320"/>
+                  <w:shd w:fill="FFFFFF" w:color="auto" w:val="clear"/>
+                  <w:tcMar>
+                    <w:top w:type="dxa" w:w="60"/>
+                    <w:left w:type="dxa" w:w="120"/>
+                    <w:bottom w:type="dxa" w:w="60"/>
+                    <w:right w:type="dxa" w:w="120"/>
+                  </w:tcMar>
+                  <w:vAlign w:val="top"/>
+                </w:tcPr>
+                <w:p>
+                  <w:pPr>
+                    <w:spacing w:after="40" w:before="0"/>
+                    <w:jc w:val="left"/>
+                  </w:pPr>
+                  <w:r>
+                    <w:rPr>
+                      <w:rFonts w:ascii="Arial" w:cs="Arial" w:eastAsia="Arial" w:hAnsi="Arial"/>
+                      <w:b w:val="false"/>
+                      <w:bCs w:val="false"/>
+                      <w:i w:val="false"/>
+                      <w:iCs w:val="false"/>
+                      <w:color w:val="000000"/>
+                      <w:sz w:val="18"/>
+                      <w:szCs w:val="18"/>
+                    </w:rPr>
+                    <w:t xml:space="preserve">14</w:t>
+                  </w:r>
+                </w:p>
+              </w:tc>
+            </w:tr>
+            <w:tr>
+              <w:tc>
+                <w:tcPr>
+                  <w:tcW w:type="dxa" w:w="1320"/>
+                  <w:shd w:fill="FFFFFF" w:color="auto" w:val="clear"/>
+                  <w:tcMar>
+                    <w:top w:type="dxa" w:w="60"/>
+                    <w:left w:type="dxa" w:w="120"/>
+                    <w:bottom w:type="dxa" w:w="60"/>
+                    <w:right w:type="dxa" w:w="120"/>
+                  </w:tcMar>
+                  <w:vAlign w:val="top"/>
+                </w:tcPr>
+                <w:p>
+                  <w:pPr>
+                    <w:spacing w:after="40" w:before="0"/>
+                    <w:jc w:val="left"/>
+                  </w:pPr>
+                  <w:r>
+                    <w:rPr>
+                      <w:rFonts w:ascii="Arial" w:cs="Arial" w:eastAsia="Arial" w:hAnsi="Arial"/>
+                      <w:b w:val="false"/>
+                      <w:bCs w:val="false"/>
+                      <w:i w:val="false"/>
+                      <w:iCs w:val="false"/>
+                      <w:color w:val="000000"/>
+                      <w:sz w:val="18"/>
+                      <w:szCs w:val="18"/>
+                    </w:rPr>
+                    <w:t xml:space="preserve">Matatu</w:t>
+                  </w:r>
+                </w:p>
+              </w:tc>
+              <w:tc>
+                <w:tcPr>
+                  <w:tcW w:type="dxa" w:w="1320"/>
+                  <w:shd w:fill="FFFFFF" w:color="auto" w:val="clear"/>
+                  <w:tcMar>
+                    <w:top w:type="dxa" w:w="60"/>
+                    <w:left w:type="dxa" w:w="120"/>
+                    <w:bottom w:type="dxa" w:w="60"/>
+                    <w:right w:type="dxa" w:w="120"/>
+                  </w:tcMar>
+                  <w:vAlign w:val="top"/>
+                </w:tcPr>
+                <w:p>
+                  <w:pPr>
+                    <w:spacing w:after="40" w:before="0"/>
+                    <w:jc w:val="left"/>
+                  </w:pPr>
+                  <w:r>
+                    <w:rPr>
+                      <w:rFonts w:ascii="Arial" w:cs="Arial" w:eastAsia="Arial" w:hAnsi="Arial"/>
+                      <w:b w:val="false"/>
+                      <w:bCs w:val="false"/>
+                      <w:i w:val="false"/>
+                      <w:iCs w:val="false"/>
+                      <w:color w:val="000000"/>
+                      <w:sz w:val="18"/>
+                      <w:szCs w:val="18"/>
+                    </w:rPr>
+                    <w:t xml:space="preserve">12</w:t>
+                  </w:r>
+                </w:p>
+              </w:tc>
+            </w:tr>
+            <w:tr>
+              <w:tc>
+                <w:tcPr>
+                  <w:tcW w:type="dxa" w:w="1320"/>
+                  <w:shd w:fill="FFFFFF" w:color="auto" w:val="clear"/>
+                  <w:tcMar>
+                    <w:top w:type="dxa" w:w="60"/>
+                    <w:left w:type="dxa" w:w="120"/>
+                    <w:bottom w:type="dxa" w:w="60"/>
+                    <w:right w:type="dxa" w:w="120"/>
+                  </w:tcMar>
+                  <w:vAlign w:val="top"/>
+                </w:tcPr>
+                <w:p>
+                  <w:pPr>
+                    <w:spacing w:after="40" w:before="0"/>
+                    <w:jc w:val="left"/>
+                  </w:pPr>
+                  <w:r>
+                    <w:rPr>
+                      <w:rFonts w:ascii="Arial" w:cs="Arial" w:eastAsia="Arial" w:hAnsi="Arial"/>
+                      <w:b w:val="false"/>
+                      <w:bCs w:val="false"/>
+                      <w:i w:val="false"/>
+                      <w:iCs w:val="false"/>
+                      <w:color w:val="000000"/>
+                      <w:sz w:val="18"/>
+                      <w:szCs w:val="18"/>
+                    </w:rPr>
+                    <w:t xml:space="preserve">Boda boda</w:t>
+                  </w:r>
+                </w:p>
+              </w:tc>
+              <w:tc>
+                <w:tcPr>
+                  <w:tcW w:type="dxa" w:w="1320"/>
+                  <w:shd w:fill="FFFFFF" w:color="auto" w:val="clear"/>
+                  <w:tcMar>
+                    <w:top w:type="dxa" w:w="60"/>
+                    <w:left w:type="dxa" w:w="120"/>
+                    <w:bottom w:type="dxa" w:w="60"/>
+                    <w:right w:type="dxa" w:w="120"/>
+                  </w:tcMar>
+                  <w:vAlign w:val="top"/>
+                </w:tcPr>
+                <w:p>
+                  <w:pPr>
+                    <w:spacing w:after="40" w:before="0"/>
+                    <w:jc w:val="left"/>
+                  </w:pPr>
+                  <w:r>
+                    <w:rPr>
+                      <w:rFonts w:ascii="Arial" w:cs="Arial" w:eastAsia="Arial" w:hAnsi="Arial"/>
+                      <w:b w:val="false"/>
+                      <w:bCs w:val="false"/>
+                      <w:i w:val="false"/>
+                      <w:iCs w:val="false"/>
+                      <w:color w:val="000000"/>
+                      <w:sz w:val="18"/>
+                      <w:szCs w:val="18"/>
+                    </w:rPr>
+                    <w:t xml:space="preserve">4</w:t>
+                  </w:r>
+                </w:p>
+              </w:tc>
+            </w:tr>
+            <w:tr>
+              <w:tc>
+                <w:tcPr>
+                  <w:tcW w:type="dxa" w:w="1320"/>
+                  <w:shd w:fill="FFFFFF" w:color="auto" w:val="clear"/>
+                  <w:tcMar>
+                    <w:top w:type="dxa" w:w="60"/>
+                    <w:left w:type="dxa" w:w="120"/>
+                    <w:bottom w:type="dxa" w:w="60"/>
+                    <w:right w:type="dxa" w:w="120"/>
+                  </w:tcMar>
+                  <w:vAlign w:val="top"/>
+                </w:tcPr>
+                <w:p>
+                  <w:pPr>
+                    <w:spacing w:after="40" w:before="0"/>
+                    <w:jc w:val="left"/>
+                  </w:pPr>
+                  <w:r>
+                    <w:rPr>
+                      <w:rFonts w:ascii="Arial" w:cs="Arial" w:eastAsia="Arial" w:hAnsi="Arial"/>
+                      <w:b w:val="false"/>
+                      <w:bCs w:val="false"/>
+                      <w:i w:val="false"/>
+                      <w:iCs w:val="false"/>
+                      <w:color w:val="000000"/>
+                      <w:sz w:val="18"/>
+                      <w:szCs w:val="18"/>
+                    </w:rPr>
+                    <w:t xml:space="preserve">Bicycle</w:t>
+                  </w:r>
+                </w:p>
+              </w:tc>
+              <w:tc>
+                <w:tcPr>
+                  <w:tcW w:type="dxa" w:w="1320"/>
+                  <w:shd w:fill="FFFFFF" w:color="auto" w:val="clear"/>
+                  <w:tcMar>
+                    <w:top w:type="dxa" w:w="60"/>
+                    <w:left w:type="dxa" w:w="120"/>
+                    <w:bottom w:type="dxa" w:w="60"/>
+                    <w:right w:type="dxa" w:w="120"/>
+                  </w:tcMar>
+                  <w:vAlign w:val="top"/>
+                </w:tcPr>
+                <w:p>
+                  <w:pPr>
+                    <w:spacing w:after="40" w:before="0"/>
+                    <w:jc w:val="left"/>
+                  </w:pPr>
+                  <w:r>
+                    <w:rPr>
+                      <w:rFonts w:ascii="Arial" w:cs="Arial" w:eastAsia="Arial" w:hAnsi="Arial"/>
+                      <w:b w:val="false"/>
+                      <w:bCs w:val="false"/>
+                      <w:i w:val="false"/>
+                      <w:iCs w:val="false"/>
+                      <w:color w:val="000000"/>
+                      <w:sz w:val="18"/>
+                      <w:szCs w:val="18"/>
+                    </w:rPr>
+                    <w:t xml:space="preserve">3</w:t>
+                  </w:r>
+                </w:p>
+              </w:tc>
+            </w:tr>
+            <w:tr>
+              <w:tc>
+                <w:tcPr>
+                  <w:tcW w:type="dxa" w:w="1320"/>
+                  <w:shd w:fill="FFFFFF" w:color="auto" w:val="clear"/>
+                  <w:tcMar>
+                    <w:top w:type="dxa" w:w="60"/>
+                    <w:left w:type="dxa" w:w="120"/>
+                    <w:bottom w:type="dxa" w:w="60"/>
+                    <w:right w:type="dxa" w:w="120"/>
+                  </w:tcMar>
+                  <w:vAlign w:val="top"/>
+                </w:tcPr>
+                <w:p>
+                  <w:pPr>
+                    <w:spacing w:after="40" w:before="0"/>
+                    <w:jc w:val="left"/>
+                  </w:pPr>
+                  <w:r>
+                    <w:rPr>
+                      <w:rFonts w:ascii="Arial" w:cs="Arial" w:eastAsia="Arial" w:hAnsi="Arial"/>
+                      <w:b w:val="false"/>
+                      <w:bCs w:val="false"/>
+                      <w:i w:val="false"/>
+                      <w:iCs w:val="false"/>
+                      <w:color w:val="000000"/>
+                      <w:sz w:val="18"/>
+                      <w:szCs w:val="18"/>
+                    </w:rPr>
+                    <w:t xml:space="preserve">Private car</w:t>
+                  </w:r>
+                </w:p>
+              </w:tc>
+              <w:tc>
+                <w:tcPr>
+                  <w:tcW w:type="dxa" w:w="1320"/>
+                  <w:shd w:fill="FFFFFF" w:color="auto" w:val="clear"/>
+                  <w:tcMar>
+                    <w:top w:type="dxa" w:w="60"/>
+                    <w:left w:type="dxa" w:w="120"/>
+                    <w:bottom w:type="dxa" w:w="60"/>
+                    <w:right w:type="dxa" w:w="120"/>
+                  </w:tcMar>
+                  <w:vAlign w:val="top"/>
+                </w:tcPr>
+                <w:p>
+                  <w:pPr>
+                    <w:spacing w:after="40" w:before="0"/>
+                    <w:jc w:val="left"/>
+                  </w:pPr>
+                  <w:r>
+                    <w:rPr>
+                      <w:rFonts w:ascii="Arial" w:cs="Arial" w:eastAsia="Arial" w:hAnsi="Arial"/>
+                      <w:b w:val="false"/>
+                      <w:bCs w:val="false"/>
+                      <w:i w:val="false"/>
+                      <w:iCs w:val="false"/>
+                      <w:color w:val="000000"/>
+                      <w:sz w:val="18"/>
+                      <w:szCs w:val="18"/>
+                    </w:rPr>
+                    <w:t xml:space="preserve">3</w:t>
+                  </w:r>
+                </w:p>
+              </w:tc>
+            </w:tr>
+            <w:tr>
+              <w:tc>
+                <w:tcPr>
+                  <w:tcW w:type="dxa" w:w="1320"/>
+                  <w:shd w:fill="FFFFFF" w:color="auto" w:val="clear"/>
+                  <w:tcMar>
+                    <w:top w:type="dxa" w:w="60"/>
+                    <w:left w:type="dxa" w:w="120"/>
+                    <w:bottom w:type="dxa" w:w="60"/>
+                    <w:right w:type="dxa" w:w="120"/>
+                  </w:tcMar>
+                  <w:vAlign w:val="top"/>
+                </w:tcPr>
+                <w:p>
+                  <w:pPr>
+                    <w:spacing w:after="40" w:before="0"/>
+                    <w:jc w:val="left"/>
+                  </w:pPr>
+                  <w:r>
+                    <w:rPr>
+                      <w:rFonts w:ascii="Arial" w:cs="Arial" w:eastAsia="Arial" w:hAnsi="Arial"/>
+                      <w:b w:val="false"/>
+                      <w:bCs w:val="false"/>
+                      <w:i w:val="false"/>
+                      <w:iCs w:val="false"/>
+                      <w:color w:val="000000"/>
+                      <w:sz w:val="18"/>
+                      <w:szCs w:val="18"/>
+                    </w:rPr>
+                    <w:t xml:space="preserve">School bus</w:t>
+                  </w:r>
+                </w:p>
+              </w:tc>
+              <w:tc>
+                <w:tcPr>
+                  <w:tcW w:type="dxa" w:w="1320"/>
+                  <w:shd w:fill="FFFFFF" w:color="auto" w:val="clear"/>
+                  <w:tcMar>
+                    <w:top w:type="dxa" w:w="60"/>
+                    <w:left w:type="dxa" w:w="120"/>
+                    <w:bottom w:type="dxa" w:w="60"/>
+                    <w:right w:type="dxa" w:w="120"/>
+                  </w:tcMar>
+                  <w:vAlign w:val="top"/>
+                </w:tcPr>
+                <w:p>
+                  <w:pPr>
+                    <w:spacing w:after="40" w:before="0"/>
+                    <w:jc w:val="left"/>
+                  </w:pPr>
+                  <w:r>
+                    <w:rPr>
+                      <w:rFonts w:ascii="Arial" w:cs="Arial" w:eastAsia="Arial" w:hAnsi="Arial"/>
+                      <w:b w:val="false"/>
+                      <w:bCs w:val="false"/>
+                      <w:i w:val="false"/>
+                      <w:iCs w:val="false"/>
+                      <w:color w:val="000000"/>
+                      <w:sz w:val="18"/>
+                      <w:szCs w:val="18"/>
+                    </w:rPr>
+                    <w:t xml:space="preserve">4</w:t>
+                  </w:r>
+                </w:p>
+              </w:tc>
+            </w:tr>
+          </w:tbl>
+          <w:p>
+            <w:pPr>
+              <w:spacing w:after="60" w:before="0"/>
+              <w:jc w:val="left"/>
+            </w:pPr>
+            <w:r>
+              <w:rPr>
+                <w:rFonts w:ascii="Arial" w:cs="Arial" w:eastAsia="Arial" w:hAnsi="Arial"/>
+                <w:b w:val="false"/>
+                <w:bCs w:val="false"/>
+                <w:i w:val="false"/>
+                <w:iCs w:val="false"/>
+                <w:color w:val="000000"/>
+                <w:sz w:val="18"/>
+                <w:szCs w:val="18"/>
+              </w:rPr>
+              <w:t xml:space="preserve"/>
+            </w:r>
+          </w:p>
+          <w:p>
+            <w:pPr>
+              <w:spacing w:after="40" w:before="0"/>
+              <w:jc w:val="left"/>
+            </w:pPr>
+            <w:r>
+              <w:rPr>
+                <w:rFonts w:ascii="Arial" w:cs="Arial" w:eastAsia="Arial" w:hAnsi="Arial"/>
+                <w:b/>
+                <w:bCs/>
+                <w:i w:val="false"/>
+                <w:iCs w:val="false"/>
+                <w:color w:val="000000"/>
+                <w:sz w:val="18"/>
+                <w:szCs w:val="18"/>
+              </w:rPr>
+              <w:t xml:space="preserve"/>
+            </w:r>
+          </w:p>
+          <w:p>
+            <w:pPr>
+              <w:spacing w:after="40" w:before="0"/>
+              <w:jc w:val="left"/>
+            </w:pPr>
+            <w:r>
+              <w:rPr>
+                <w:rFonts w:ascii="Arial" w:cs="Arial" w:eastAsia="Arial" w:hAnsi="Arial"/>
+                <w:b/>
+                <w:bCs/>
+                <w:i w:val="false"/>
+                <w:iCs w:val="false"/>
+                <w:color w:val="000000"/>
+                <w:sz w:val="18"/>
+                <w:szCs w:val="18"/>
+              </w:rPr>
+              <w:t xml:space="preserve">(a) Explain why the raw list of 40 responses could not settle the claims, but the frequency table can. (b) Work out the percentage for Walk and for Matatu, and the percentage for the two groups together. (c) Use your numbers to decide whether Atieno and Brian are right, and explain what the class data can and cannot tell us about Zawadi's claim.</w:t>
+            </w:r>
+          </w:p>
+          <w:p>
+            <w:pPr>
+              <w:spacing w:after="60" w:before="0"/>
+              <w:jc w:val="left"/>
+            </w:pPr>
+            <w:r>
+              <w:rPr>
+                <w:rFonts w:ascii="Arial" w:cs="Arial" w:eastAsia="Arial" w:hAnsi="Arial"/>
+                <w:b w:val="false"/>
+                <w:bCs w:val="false"/>
+                <w:i w:val="false"/>
+                <w:iCs w:val="false"/>
+                <w:color w:val="000000"/>
+                <w:sz w:val="18"/>
+                <w:szCs w:val="18"/>
+              </w:rPr>
+              <w:t xml:space="preserve"/>
             </w:r>
           </w:p>
         </w:tc>
@@ -351,7 +964,45 @@
                 <w:sz w:val="18"/>
                 <w:szCs w:val="18"/>
               </w:rPr>
-              <w:t xml:space="preserve">(a) Raw data is just a long, unsorted list of individual orders such as ugali, chapati, githeri, rice and beans and mandazi. When we tried to count ugali orders from the list, different groups got different totals, so the data was almost invisible information. Mama Wanjiku's memory cannot keep track of and compare 120 orders. It focuses on recent or dramatic days, so she ran out of ugali on some days and was left with unsold githeri on others. (b) A tally sheet lists each meal as a category and we put one tally mark for each order, grouped in fives, as we collect or count the data. A frequency distribution table then shows each meal with its frequency, which is the number of times it occurs. Counting is done once, in a systematic way, so it is faster, more accurate and can be repeated by anyone. The accuracy check is that all the frequencies must add up to the total number of orders (for example 120). The table makes the pattern visible: ugali with sukuma wiki is the most popular and githeri is the least popular.</w:t>
+              <w:t xml:space="preserve">(a) The raw list is unorganised: the responses are in learner order, so you would have to count every W, M, B, Bi, C and S by eye to compare the groups. The frequency table groups the same 40 responses and gives one number for each travel mode, and the frequencies add to 40 (14 + 12 + 4 + 3 + 3 + 4 = 40), so the groups can be compared quickly.</w:t>
+            </w:r>
+          </w:p>
+          <w:p>
+            <w:pPr>
+              <w:spacing w:after="40" w:before="0"/>
+              <w:jc w:val="left"/>
+            </w:pPr>
+            <w:r>
+              <w:rPr>
+                <w:rFonts w:ascii="Arial" w:cs="Arial" w:eastAsia="Arial" w:hAnsi="Arial"/>
+                <w:b w:val="false"/>
+                <w:bCs w:val="false"/>
+                <w:i w:val="false"/>
+                <w:iCs w:val="false"/>
+                <w:color w:val="000000"/>
+                <w:sz w:val="18"/>
+                <w:szCs w:val="18"/>
+              </w:rPr>
+              <w:t xml:space="preserve">(b) Percentage = f / n x 100. Walk = 14/40 x 100 = 35%. Matatu = 12/40 x 100 = 30%. Together: 26 of 40 = 65%.</w:t>
+            </w:r>
+          </w:p>
+          <w:p>
+            <w:pPr>
+              <w:spacing w:after="40" w:before="0"/>
+              <w:jc w:val="left"/>
+            </w:pPr>
+            <w:r>
+              <w:rPr>
+                <w:rFonts w:ascii="Arial" w:cs="Arial" w:eastAsia="Arial" w:hAnsi="Arial"/>
+                <w:b w:val="false"/>
+                <w:bCs w:val="false"/>
+                <w:i w:val="false"/>
+                <w:iCs w:val="false"/>
+                <w:color w:val="000000"/>
+                <w:sz w:val="18"/>
+                <w:szCs w:val="18"/>
+              </w:rPr>
+              <w:t xml:space="preserve">(c) Neither group is more than half (more than 20 learners). Walk is 14 of 40 and Matatu is 12 of 40. So 'Almost everyone walks' and 'Most of us come by matatu' are both wrong, although together they make 65% of the class. Zawadi's claim is about the school's single 14-seater bus serving the whole school. Only 4 of 40 learners (10%) in this class use the bus, so the class count can neither confirm nor refute her claim.</w:t>
             </w:r>
           </w:p>
         </w:tc>
@@ -412,7 +1063,7 @@
                 <w:sz w:val="22"/>
                 <w:szCs w:val="22"/>
               </w:rPr>
-              <w:t xml:space="preserve">Part 2: Calculating and comparing mean, mode and median</w:t>
+              <w:t xml:space="preserve">Part 2: Choosing a typical value</w:t>
             </w:r>
           </w:p>
         </w:tc>
@@ -446,7 +1097,615 @@
                 <w:sz w:val="18"/>
                 <w:szCs w:val="18"/>
               </w:rPr>
-              <w:t xml:space="preserve">Githeri is the least popular meal. The number of githeri portions sold on five school days was: 8, 10, 7, 10, 10. (a) Calculate the mean, find the mode and find the median. Show your working, including how you ordered the data. (b) The mode and the mean are not the same. Explain why. (c) Which one of the three measures would you advise Mama Wanjiku to use when deciding how much githeri to cook on a normal day? Give a reason.</w:t>
+              <w:t xml:space="preserve">Grade 10 Green also counted the number of siblings each learner has:</w:t>
+            </w:r>
+          </w:p>
+          <w:p>
+            <w:pPr>
+              <w:spacing w:after="40" w:before="0"/>
+              <w:jc w:val="left"/>
+            </w:pPr>
+            <w:r>
+              <w:rPr>
+                <w:rFonts w:ascii="Arial" w:cs="Arial" w:eastAsia="Arial" w:hAnsi="Arial"/>
+                <w:b/>
+                <w:bCs/>
+                <w:i w:val="false"/>
+                <w:iCs w:val="false"/>
+                <w:color w:val="000000"/>
+                <w:sz w:val="18"/>
+                <w:szCs w:val="18"/>
+              </w:rPr>
+              <w:t xml:space="preserve"/>
+            </w:r>
+          </w:p>
+          <w:tbl>
+            <w:tblPr>
+              <w:tblW w:type="dxa" w:w="2640"/>
+              <w:tblBorders>
+                <w:top w:val="single" w:color="AAAAAA" w:sz="4"/>
+                <w:left w:val="single" w:color="AAAAAA" w:sz="4"/>
+                <w:bottom w:val="single" w:color="AAAAAA" w:sz="4"/>
+                <w:right w:val="single" w:color="AAAAAA" w:sz="4"/>
+                <w:insideH w:val="single" w:color="auto" w:sz="4"/>
+                <w:insideV w:val="single" w:color="auto" w:sz="4"/>
+              </w:tblBorders>
+              <w:tblLayout w:type="fixed"/>
+            </w:tblPr>
+            <w:tblGrid>
+              <w:gridCol w:w="377"/>
+              <w:gridCol w:w="377"/>
+              <w:gridCol w:w="377"/>
+              <w:gridCol w:w="377"/>
+              <w:gridCol w:w="377"/>
+              <w:gridCol w:w="377"/>
+              <w:gridCol w:w="378"/>
+            </w:tblGrid>
+            <w:tr>
+              <w:tc>
+                <w:tcPr>
+                  <w:tcW w:type="dxa" w:w="377"/>
+                  <w:shd w:fill="D5E8F0" w:color="auto" w:val="clear"/>
+                  <w:tcMar>
+                    <w:top w:type="dxa" w:w="60"/>
+                    <w:left w:type="dxa" w:w="120"/>
+                    <w:bottom w:type="dxa" w:w="60"/>
+                    <w:right w:type="dxa" w:w="120"/>
+                  </w:tcMar>
+                  <w:vAlign w:val="top"/>
+                </w:tcPr>
+                <w:p>
+                  <w:pPr>
+                    <w:spacing w:after="40" w:before="0"/>
+                    <w:jc w:val="left"/>
+                  </w:pPr>
+                  <w:r>
+                    <w:rPr>
+                      <w:rFonts w:ascii="Arial" w:cs="Arial" w:eastAsia="Arial" w:hAnsi="Arial"/>
+                      <w:b/>
+                      <w:bCs/>
+                      <w:i w:val="false"/>
+                      <w:iCs w:val="false"/>
+                      <w:color w:val="000000"/>
+                      <w:sz w:val="18"/>
+                      <w:szCs w:val="18"/>
+                    </w:rPr>
+                    <w:t xml:space="preserve">Siblings</w:t>
+                  </w:r>
+                </w:p>
+              </w:tc>
+              <w:tc>
+                <w:tcPr>
+                  <w:tcW w:type="dxa" w:w="377"/>
+                  <w:shd w:fill="D5E8F0" w:color="auto" w:val="clear"/>
+                  <w:tcMar>
+                    <w:top w:type="dxa" w:w="60"/>
+                    <w:left w:type="dxa" w:w="120"/>
+                    <w:bottom w:type="dxa" w:w="60"/>
+                    <w:right w:type="dxa" w:w="120"/>
+                  </w:tcMar>
+                  <w:vAlign w:val="top"/>
+                </w:tcPr>
+                <w:p>
+                  <w:pPr>
+                    <w:spacing w:after="40" w:before="0"/>
+                    <w:jc w:val="left"/>
+                  </w:pPr>
+                  <w:r>
+                    <w:rPr>
+                      <w:rFonts w:ascii="Arial" w:cs="Arial" w:eastAsia="Arial" w:hAnsi="Arial"/>
+                      <w:b/>
+                      <w:bCs/>
+                      <w:i w:val="false"/>
+                      <w:iCs w:val="false"/>
+                      <w:color w:val="000000"/>
+                      <w:sz w:val="18"/>
+                      <w:szCs w:val="18"/>
+                    </w:rPr>
+                    <w:t xml:space="preserve">0</w:t>
+                  </w:r>
+                </w:p>
+              </w:tc>
+              <w:tc>
+                <w:tcPr>
+                  <w:tcW w:type="dxa" w:w="377"/>
+                  <w:shd w:fill="D5E8F0" w:color="auto" w:val="clear"/>
+                  <w:tcMar>
+                    <w:top w:type="dxa" w:w="60"/>
+                    <w:left w:type="dxa" w:w="120"/>
+                    <w:bottom w:type="dxa" w:w="60"/>
+                    <w:right w:type="dxa" w:w="120"/>
+                  </w:tcMar>
+                  <w:vAlign w:val="top"/>
+                </w:tcPr>
+                <w:p>
+                  <w:pPr>
+                    <w:spacing w:after="40" w:before="0"/>
+                    <w:jc w:val="left"/>
+                  </w:pPr>
+                  <w:r>
+                    <w:rPr>
+                      <w:rFonts w:ascii="Arial" w:cs="Arial" w:eastAsia="Arial" w:hAnsi="Arial"/>
+                      <w:b/>
+                      <w:bCs/>
+                      <w:i w:val="false"/>
+                      <w:iCs w:val="false"/>
+                      <w:color w:val="000000"/>
+                      <w:sz w:val="18"/>
+                      <w:szCs w:val="18"/>
+                    </w:rPr>
+                    <w:t xml:space="preserve">1</w:t>
+                  </w:r>
+                </w:p>
+              </w:tc>
+              <w:tc>
+                <w:tcPr>
+                  <w:tcW w:type="dxa" w:w="377"/>
+                  <w:shd w:fill="D5E8F0" w:color="auto" w:val="clear"/>
+                  <w:tcMar>
+                    <w:top w:type="dxa" w:w="60"/>
+                    <w:left w:type="dxa" w:w="120"/>
+                    <w:bottom w:type="dxa" w:w="60"/>
+                    <w:right w:type="dxa" w:w="120"/>
+                  </w:tcMar>
+                  <w:vAlign w:val="top"/>
+                </w:tcPr>
+                <w:p>
+                  <w:pPr>
+                    <w:spacing w:after="40" w:before="0"/>
+                    <w:jc w:val="left"/>
+                  </w:pPr>
+                  <w:r>
+                    <w:rPr>
+                      <w:rFonts w:ascii="Arial" w:cs="Arial" w:eastAsia="Arial" w:hAnsi="Arial"/>
+                      <w:b/>
+                      <w:bCs/>
+                      <w:i w:val="false"/>
+                      <w:iCs w:val="false"/>
+                      <w:color w:val="000000"/>
+                      <w:sz w:val="18"/>
+                      <w:szCs w:val="18"/>
+                    </w:rPr>
+                    <w:t xml:space="preserve">2</w:t>
+                  </w:r>
+                </w:p>
+              </w:tc>
+              <w:tc>
+                <w:tcPr>
+                  <w:tcW w:type="dxa" w:w="377"/>
+                  <w:shd w:fill="D5E8F0" w:color="auto" w:val="clear"/>
+                  <w:tcMar>
+                    <w:top w:type="dxa" w:w="60"/>
+                    <w:left w:type="dxa" w:w="120"/>
+                    <w:bottom w:type="dxa" w:w="60"/>
+                    <w:right w:type="dxa" w:w="120"/>
+                  </w:tcMar>
+                  <w:vAlign w:val="top"/>
+                </w:tcPr>
+                <w:p>
+                  <w:pPr>
+                    <w:spacing w:after="40" w:before="0"/>
+                    <w:jc w:val="left"/>
+                  </w:pPr>
+                  <w:r>
+                    <w:rPr>
+                      <w:rFonts w:ascii="Arial" w:cs="Arial" w:eastAsia="Arial" w:hAnsi="Arial"/>
+                      <w:b/>
+                      <w:bCs/>
+                      <w:i w:val="false"/>
+                      <w:iCs w:val="false"/>
+                      <w:color w:val="000000"/>
+                      <w:sz w:val="18"/>
+                      <w:szCs w:val="18"/>
+                    </w:rPr>
+                    <w:t xml:space="preserve">3</w:t>
+                  </w:r>
+                </w:p>
+              </w:tc>
+              <w:tc>
+                <w:tcPr>
+                  <w:tcW w:type="dxa" w:w="377"/>
+                  <w:shd w:fill="D5E8F0" w:color="auto" w:val="clear"/>
+                  <w:tcMar>
+                    <w:top w:type="dxa" w:w="60"/>
+                    <w:left w:type="dxa" w:w="120"/>
+                    <w:bottom w:type="dxa" w:w="60"/>
+                    <w:right w:type="dxa" w:w="120"/>
+                  </w:tcMar>
+                  <w:vAlign w:val="top"/>
+                </w:tcPr>
+                <w:p>
+                  <w:pPr>
+                    <w:spacing w:after="40" w:before="0"/>
+                    <w:jc w:val="left"/>
+                  </w:pPr>
+                  <w:r>
+                    <w:rPr>
+                      <w:rFonts w:ascii="Arial" w:cs="Arial" w:eastAsia="Arial" w:hAnsi="Arial"/>
+                      <w:b/>
+                      <w:bCs/>
+                      <w:i w:val="false"/>
+                      <w:iCs w:val="false"/>
+                      <w:color w:val="000000"/>
+                      <w:sz w:val="18"/>
+                      <w:szCs w:val="18"/>
+                    </w:rPr>
+                    <w:t xml:space="preserve">4</w:t>
+                  </w:r>
+                </w:p>
+              </w:tc>
+              <w:tc>
+                <w:tcPr>
+                  <w:tcW w:type="dxa" w:w="378"/>
+                  <w:shd w:fill="D5E8F0" w:color="auto" w:val="clear"/>
+                  <w:tcMar>
+                    <w:top w:type="dxa" w:w="60"/>
+                    <w:left w:type="dxa" w:w="120"/>
+                    <w:bottom w:type="dxa" w:w="60"/>
+                    <w:right w:type="dxa" w:w="120"/>
+                  </w:tcMar>
+                  <w:vAlign w:val="top"/>
+                </w:tcPr>
+                <w:p>
+                  <w:pPr>
+                    <w:spacing w:after="40" w:before="0"/>
+                    <w:jc w:val="left"/>
+                  </w:pPr>
+                  <w:r>
+                    <w:rPr>
+                      <w:rFonts w:ascii="Arial" w:cs="Arial" w:eastAsia="Arial" w:hAnsi="Arial"/>
+                      <w:b/>
+                      <w:bCs/>
+                      <w:i w:val="false"/>
+                      <w:iCs w:val="false"/>
+                      <w:color w:val="000000"/>
+                      <w:sz w:val="18"/>
+                      <w:szCs w:val="18"/>
+                    </w:rPr>
+                    <w:t xml:space="preserve">5</w:t>
+                  </w:r>
+                </w:p>
+              </w:tc>
+            </w:tr>
+            <w:tr>
+              <w:tc>
+                <w:tcPr>
+                  <w:tcW w:type="dxa" w:w="377"/>
+                  <w:shd w:fill="FFFFFF" w:color="auto" w:val="clear"/>
+                  <w:tcMar>
+                    <w:top w:type="dxa" w:w="60"/>
+                    <w:left w:type="dxa" w:w="120"/>
+                    <w:bottom w:type="dxa" w:w="60"/>
+                    <w:right w:type="dxa" w:w="120"/>
+                  </w:tcMar>
+                  <w:vAlign w:val="top"/>
+                </w:tcPr>
+                <w:p>
+                  <w:pPr>
+                    <w:spacing w:after="40" w:before="0"/>
+                    <w:jc w:val="left"/>
+                  </w:pPr>
+                  <w:r>
+                    <w:rPr>
+                      <w:rFonts w:ascii="Arial" w:cs="Arial" w:eastAsia="Arial" w:hAnsi="Arial"/>
+                      <w:b w:val="false"/>
+                      <w:bCs w:val="false"/>
+                      <w:i w:val="false"/>
+                      <w:iCs w:val="false"/>
+                      <w:color w:val="000000"/>
+                      <w:sz w:val="18"/>
+                      <w:szCs w:val="18"/>
+                    </w:rPr>
+                    <w:t xml:space="preserve">Learners</w:t>
+                  </w:r>
+                </w:p>
+              </w:tc>
+              <w:tc>
+                <w:tcPr>
+                  <w:tcW w:type="dxa" w:w="377"/>
+                  <w:shd w:fill="FFFFFF" w:color="auto" w:val="clear"/>
+                  <w:tcMar>
+                    <w:top w:type="dxa" w:w="60"/>
+                    <w:left w:type="dxa" w:w="120"/>
+                    <w:bottom w:type="dxa" w:w="60"/>
+                    <w:right w:type="dxa" w:w="120"/>
+                  </w:tcMar>
+                  <w:vAlign w:val="top"/>
+                </w:tcPr>
+                <w:p>
+                  <w:pPr>
+                    <w:spacing w:after="40" w:before="0"/>
+                    <w:jc w:val="left"/>
+                  </w:pPr>
+                  <w:r>
+                    <w:rPr>
+                      <w:rFonts w:ascii="Arial" w:cs="Arial" w:eastAsia="Arial" w:hAnsi="Arial"/>
+                      <w:b w:val="false"/>
+                      <w:bCs w:val="false"/>
+                      <w:i w:val="false"/>
+                      <w:iCs w:val="false"/>
+                      <w:color w:val="000000"/>
+                      <w:sz w:val="18"/>
+                      <w:szCs w:val="18"/>
+                    </w:rPr>
+                    <w:t xml:space="preserve">5</w:t>
+                  </w:r>
+                </w:p>
+              </w:tc>
+              <w:tc>
+                <w:tcPr>
+                  <w:tcW w:type="dxa" w:w="377"/>
+                  <w:shd w:fill="FFFFFF" w:color="auto" w:val="clear"/>
+                  <w:tcMar>
+                    <w:top w:type="dxa" w:w="60"/>
+                    <w:left w:type="dxa" w:w="120"/>
+                    <w:bottom w:type="dxa" w:w="60"/>
+                    <w:right w:type="dxa" w:w="120"/>
+                  </w:tcMar>
+                  <w:vAlign w:val="top"/>
+                </w:tcPr>
+                <w:p>
+                  <w:pPr>
+                    <w:spacing w:after="40" w:before="0"/>
+                    <w:jc w:val="left"/>
+                  </w:pPr>
+                  <w:r>
+                    <w:rPr>
+                      <w:rFonts w:ascii="Arial" w:cs="Arial" w:eastAsia="Arial" w:hAnsi="Arial"/>
+                      <w:b w:val="false"/>
+                      <w:bCs w:val="false"/>
+                      <w:i w:val="false"/>
+                      <w:iCs w:val="false"/>
+                      <w:color w:val="000000"/>
+                      <w:sz w:val="18"/>
+                      <w:szCs w:val="18"/>
+                    </w:rPr>
+                    <w:t xml:space="preserve">9</w:t>
+                  </w:r>
+                </w:p>
+              </w:tc>
+              <w:tc>
+                <w:tcPr>
+                  <w:tcW w:type="dxa" w:w="377"/>
+                  <w:shd w:fill="FFFFFF" w:color="auto" w:val="clear"/>
+                  <w:tcMar>
+                    <w:top w:type="dxa" w:w="60"/>
+                    <w:left w:type="dxa" w:w="120"/>
+                    <w:bottom w:type="dxa" w:w="60"/>
+                    <w:right w:type="dxa" w:w="120"/>
+                  </w:tcMar>
+                  <w:vAlign w:val="top"/>
+                </w:tcPr>
+                <w:p>
+                  <w:pPr>
+                    <w:spacing w:after="40" w:before="0"/>
+                    <w:jc w:val="left"/>
+                  </w:pPr>
+                  <w:r>
+                    <w:rPr>
+                      <w:rFonts w:ascii="Arial" w:cs="Arial" w:eastAsia="Arial" w:hAnsi="Arial"/>
+                      <w:b w:val="false"/>
+                      <w:bCs w:val="false"/>
+                      <w:i w:val="false"/>
+                      <w:iCs w:val="false"/>
+                      <w:color w:val="000000"/>
+                      <w:sz w:val="18"/>
+                      <w:szCs w:val="18"/>
+                    </w:rPr>
+                    <w:t xml:space="preserve">12</w:t>
+                  </w:r>
+                </w:p>
+              </w:tc>
+              <w:tc>
+                <w:tcPr>
+                  <w:tcW w:type="dxa" w:w="377"/>
+                  <w:shd w:fill="FFFFFF" w:color="auto" w:val="clear"/>
+                  <w:tcMar>
+                    <w:top w:type="dxa" w:w="60"/>
+                    <w:left w:type="dxa" w:w="120"/>
+                    <w:bottom w:type="dxa" w:w="60"/>
+                    <w:right w:type="dxa" w:w="120"/>
+                  </w:tcMar>
+                  <w:vAlign w:val="top"/>
+                </w:tcPr>
+                <w:p>
+                  <w:pPr>
+                    <w:spacing w:after="40" w:before="0"/>
+                    <w:jc w:val="left"/>
+                  </w:pPr>
+                  <w:r>
+                    <w:rPr>
+                      <w:rFonts w:ascii="Arial" w:cs="Arial" w:eastAsia="Arial" w:hAnsi="Arial"/>
+                      <w:b w:val="false"/>
+                      <w:bCs w:val="false"/>
+                      <w:i w:val="false"/>
+                      <w:iCs w:val="false"/>
+                      <w:color w:val="000000"/>
+                      <w:sz w:val="18"/>
+                      <w:szCs w:val="18"/>
+                    </w:rPr>
+                    <w:t xml:space="preserve">8</w:t>
+                  </w:r>
+                </w:p>
+              </w:tc>
+              <w:tc>
+                <w:tcPr>
+                  <w:tcW w:type="dxa" w:w="377"/>
+                  <w:shd w:fill="FFFFFF" w:color="auto" w:val="clear"/>
+                  <w:tcMar>
+                    <w:top w:type="dxa" w:w="60"/>
+                    <w:left w:type="dxa" w:w="120"/>
+                    <w:bottom w:type="dxa" w:w="60"/>
+                    <w:right w:type="dxa" w:w="120"/>
+                  </w:tcMar>
+                  <w:vAlign w:val="top"/>
+                </w:tcPr>
+                <w:p>
+                  <w:pPr>
+                    <w:spacing w:after="40" w:before="0"/>
+                    <w:jc w:val="left"/>
+                  </w:pPr>
+                  <w:r>
+                    <w:rPr>
+                      <w:rFonts w:ascii="Arial" w:cs="Arial" w:eastAsia="Arial" w:hAnsi="Arial"/>
+                      <w:b w:val="false"/>
+                      <w:bCs w:val="false"/>
+                      <w:i w:val="false"/>
+                      <w:iCs w:val="false"/>
+                      <w:color w:val="000000"/>
+                      <w:sz w:val="18"/>
+                      <w:szCs w:val="18"/>
+                    </w:rPr>
+                    <w:t xml:space="preserve">4</w:t>
+                  </w:r>
+                </w:p>
+              </w:tc>
+              <w:tc>
+                <w:tcPr>
+                  <w:tcW w:type="dxa" w:w="378"/>
+                  <w:shd w:fill="FFFFFF" w:color="auto" w:val="clear"/>
+                  <w:tcMar>
+                    <w:top w:type="dxa" w:w="60"/>
+                    <w:left w:type="dxa" w:w="120"/>
+                    <w:bottom w:type="dxa" w:w="60"/>
+                    <w:right w:type="dxa" w:w="120"/>
+                  </w:tcMar>
+                  <w:vAlign w:val="top"/>
+                </w:tcPr>
+                <w:p>
+                  <w:pPr>
+                    <w:spacing w:after="40" w:before="0"/>
+                    <w:jc w:val="left"/>
+                  </w:pPr>
+                  <w:r>
+                    <w:rPr>
+                      <w:rFonts w:ascii="Arial" w:cs="Arial" w:eastAsia="Arial" w:hAnsi="Arial"/>
+                      <w:b w:val="false"/>
+                      <w:bCs w:val="false"/>
+                      <w:i w:val="false"/>
+                      <w:iCs w:val="false"/>
+                      <w:color w:val="000000"/>
+                      <w:sz w:val="18"/>
+                      <w:szCs w:val="18"/>
+                    </w:rPr>
+                    <w:t xml:space="preserve">2</w:t>
+                  </w:r>
+                </w:p>
+              </w:tc>
+            </w:tr>
+          </w:tbl>
+          <w:p>
+            <w:pPr>
+              <w:spacing w:after="60" w:before="0"/>
+              <w:jc w:val="left"/>
+            </w:pPr>
+            <w:r>
+              <w:rPr>
+                <w:rFonts w:ascii="Arial" w:cs="Arial" w:eastAsia="Arial" w:hAnsi="Arial"/>
+                <w:b w:val="false"/>
+                <w:bCs w:val="false"/>
+                <w:i w:val="false"/>
+                <w:iCs w:val="false"/>
+                <w:color w:val="000000"/>
+                <w:sz w:val="18"/>
+                <w:szCs w:val="18"/>
+              </w:rPr>
+              <w:t xml:space="preserve"/>
+            </w:r>
+          </w:p>
+          <w:p>
+            <w:pPr>
+              <w:spacing w:after="40" w:before="0"/>
+              <w:jc w:val="left"/>
+            </w:pPr>
+            <w:r>
+              <w:rPr>
+                <w:rFonts w:ascii="Arial" w:cs="Arial" w:eastAsia="Arial" w:hAnsi="Arial"/>
+                <w:b/>
+                <w:bCs/>
+                <w:i w:val="false"/>
+                <w:iCs w:val="false"/>
+                <w:color w:val="000000"/>
+                <w:sz w:val="18"/>
+                <w:szCs w:val="18"/>
+              </w:rPr>
+              <w:t xml:space="preserve"/>
+            </w:r>
+          </w:p>
+          <w:p>
+            <w:pPr>
+              <w:spacing w:after="40" w:before="0"/>
+              <w:jc w:val="left"/>
+            </w:pPr>
+            <w:r>
+              <w:rPr>
+                <w:rFonts w:ascii="Arial" w:cs="Arial" w:eastAsia="Arial" w:hAnsi="Arial"/>
+                <w:b/>
+                <w:bCs/>
+                <w:i w:val="false"/>
+                <w:iCs w:val="false"/>
+                <w:color w:val="000000"/>
+                <w:sz w:val="18"/>
+                <w:szCs w:val="18"/>
+              </w:rPr>
+              <w:t xml:space="preserve">An Eldoret club group of 7 runners had these 800 m training times in seconds: 104, 105, 105, 106, 107, 108, 130 (the runner with 130 s had a cold).</w:t>
+            </w:r>
+          </w:p>
+          <w:p>
+            <w:pPr>
+              <w:spacing w:after="40" w:before="0"/>
+              <w:jc w:val="left"/>
+            </w:pPr>
+            <w:r>
+              <w:rPr>
+                <w:rFonts w:ascii="Arial" w:cs="Arial" w:eastAsia="Arial" w:hAnsi="Arial"/>
+                <w:b/>
+                <w:bCs/>
+                <w:i w:val="false"/>
+                <w:iCs w:val="false"/>
+                <w:color w:val="000000"/>
+                <w:sz w:val="18"/>
+                <w:szCs w:val="18"/>
+              </w:rPr>
+              <w:t xml:space="preserve"/>
+            </w:r>
+          </w:p>
+          <w:p>
+            <w:pPr>
+              <w:spacing w:after="40" w:before="0"/>
+              <w:jc w:val="left"/>
+            </w:pPr>
+            <w:r>
+              <w:rPr>
+                <w:rFonts w:ascii="Arial" w:cs="Arial" w:eastAsia="Arial" w:hAnsi="Arial"/>
+                <w:b/>
+                <w:bCs/>
+                <w:i w:val="false"/>
+                <w:iCs w:val="false"/>
+                <w:color w:val="000000"/>
+                <w:sz w:val="18"/>
+                <w:szCs w:val="18"/>
+              </w:rPr>
+              <w:t xml:space="preserve">(a) Find the mean, median and mode of the siblings data. (b) Find the mean, median and mode of the runner times, giving the mean to 1 decimal place. (c) Why do the three measures agree for siblings but differ for the runner times? Which measure would you use for the runner times, and why? (d) Which measure can you use for the travel mode data, and what is its value?</w:t>
+            </w:r>
+          </w:p>
+          <w:p>
+            <w:pPr>
+              <w:spacing w:after="60" w:before="0"/>
+              <w:jc w:val="left"/>
+            </w:pPr>
+            <w:r>
+              <w:rPr>
+                <w:rFonts w:ascii="Arial" w:cs="Arial" w:eastAsia="Arial" w:hAnsi="Arial"/>
+                <w:b w:val="false"/>
+                <w:bCs w:val="false"/>
+                <w:i w:val="false"/>
+                <w:iCs w:val="false"/>
+                <w:color w:val="000000"/>
+                <w:sz w:val="18"/>
+                <w:szCs w:val="18"/>
+              </w:rPr>
+              <w:t xml:space="preserve"/>
             </w:r>
           </w:p>
         </w:tc>
@@ -478,7 +1737,64 @@
                 <w:sz w:val="18"/>
                 <w:szCs w:val="18"/>
               </w:rPr>
-              <w:t xml:space="preserve">(a) Mean: add the values: 8 + 10 + 7 + 10 + 10 = 45. Divide by the number of days: 45 ÷ 5 = 9 portions. Mode: 10 appears three times, more than any other value, so the mode is 10 portions. Median: order the data from smallest to largest: 7, 8, 10, 10, 10. With n = 5 values the median is at position (5 + 1) ÷ 2 = 3rd, which is 10 portions. (b) The mean uses the size of every value, so the two low days (7 and 8) pull it down to 9. The mode only counts which value occurs most often, so it ignores the low days and gives 10. They answer slightly different questions, so they can differ. (c) I would advise the median, 10 portions. The median is the middle value of the ordered data, so it is not pulled by one unusually low or high day, and it describes a normal day. Here it is also the same as the mode, which confirms that about 10 portions of githeri meets demand on a typical day. This is the same reason the median is the most robust measure in Part 3.</w:t>
+              <w:t xml:space="preserve">(a) Total learners = 40. Sum of f x = 0 + 9 + 24 + 24 + 16 + 10 = 83. Mean = 83 ÷ 40 = 2.075, about 2.1 siblings. Mode = 2 siblings (highest frequency, 12). Median: cumulative frequencies are 5, 14, 26, so the 20th and 21st values are both 2, and the median is 2 siblings.</w:t>
+            </w:r>
+          </w:p>
+          <w:p>
+            <w:pPr>
+              <w:spacing w:after="40" w:before="0"/>
+              <w:jc w:val="left"/>
+            </w:pPr>
+            <w:r>
+              <w:rPr>
+                <w:rFonts w:ascii="Arial" w:cs="Arial" w:eastAsia="Arial" w:hAnsi="Arial"/>
+                <w:b w:val="false"/>
+                <w:bCs w:val="false"/>
+                <w:i w:val="false"/>
+                <w:iCs w:val="false"/>
+                <w:color w:val="000000"/>
+                <w:sz w:val="18"/>
+                <w:szCs w:val="18"/>
+              </w:rPr>
+              <w:t xml:space="preserve">(b) Sum = 765. Mean = 765 ÷ 7 = 109.3 s. Median = 4th value = 106 s. Mode = 105 s.</w:t>
+            </w:r>
+          </w:p>
+          <w:p>
+            <w:pPr>
+              <w:spacing w:after="40" w:before="0"/>
+              <w:jc w:val="left"/>
+            </w:pPr>
+            <w:r>
+              <w:rPr>
+                <w:rFonts w:ascii="Arial" w:cs="Arial" w:eastAsia="Arial" w:hAnsi="Arial"/>
+                <w:b w:val="false"/>
+                <w:bCs w:val="false"/>
+                <w:i w:val="false"/>
+                <w:iCs w:val="false"/>
+                <w:color w:val="000000"/>
+                <w:sz w:val="18"/>
+                <w:szCs w:val="18"/>
+              </w:rPr>
+              <w:t xml:space="preserve">(c) The siblings data is spread fairly evenly, so the three measures are close (about 2). The runner times have one outlier, 130 s, which pulls the mean up to 109.3 s, higher than six of the seven times. Without it the mean of the other six is 635 ÷ 6 = 105.8 s, while the median hardly changes. So the median (106 s) is the better measure for the runner times because it is not pulled by the outlier.</w:t>
+            </w:r>
+          </w:p>
+          <w:p>
+            <w:pPr>
+              <w:spacing w:after="40" w:before="0"/>
+              <w:jc w:val="left"/>
+            </w:pPr>
+            <w:r>
+              <w:rPr>
+                <w:rFonts w:ascii="Arial" w:cs="Arial" w:eastAsia="Arial" w:hAnsi="Arial"/>
+                <w:b w:val="false"/>
+                <w:bCs w:val="false"/>
+                <w:i w:val="false"/>
+                <w:iCs w:val="false"/>
+                <w:color w:val="000000"/>
+                <w:sz w:val="18"/>
+                <w:szCs w:val="18"/>
+              </w:rPr>
+              <w:t xml:space="preserve">(d) Travel mode is categories, not numbers, so the mean and median cannot be found. Only the mode can be used: Walk (14 of 40). Note that Walk is the mode but is not a majority.</w:t>
             </w:r>
           </w:p>
         </w:tc>
@@ -539,7 +1855,7 @@
                 <w:sz w:val="22"/>
                 <w:szCs w:val="22"/>
               </w:rPr>
-              <w:t xml:space="preserve">Part 3: Why the median is useful</w:t>
+              <w:t xml:space="preserve">Part 3: Choosing and checking graphs</w:t>
             </w:r>
           </w:p>
         </w:tc>
@@ -573,7 +1889,45 @@
                 <w:sz w:val="18"/>
                 <w:szCs w:val="18"/>
               </w:rPr>
-              <w:t xml:space="preserve">In one week the canteen sold these numbers of ugali portions from Monday to Friday: 54, 60, 57, 60, 59. On a sports day, the canteen then sold an unusually high 92 portions of ugali, far more than on normal days. (a) Calculate the mean and the median of the five values, then calculate them again when the 92 is added as a sixth value. Compare how much each one changed. (b) Explain how this helps you understand why Mama Wanjiku's memory-based guesses were unreliable. (c) Using the class summary values (mean 58, mode 60, median 57), say what each one tells Mama Wanjiku.</w:t>
+              <w:t xml:space="preserve">Mr Kamau showed two bar graphs of the same travel data. On one, the frequency axis started at 0. On the other, it started at 2.</w:t>
+            </w:r>
+          </w:p>
+          <w:p>
+            <w:pPr>
+              <w:spacing w:after="40" w:before="0"/>
+              <w:jc w:val="left"/>
+            </w:pPr>
+            <w:r>
+              <w:rPr>
+                <w:rFonts w:ascii="Arial" w:cs="Arial" w:eastAsia="Arial" w:hAnsi="Arial"/>
+                <w:b/>
+                <w:bCs/>
+                <w:i w:val="false"/>
+                <w:iCs w:val="false"/>
+                <w:color w:val="000000"/>
+                <w:sz w:val="18"/>
+                <w:szCs w:val="18"/>
+              </w:rPr>
+              <w:t xml:space="preserve"/>
+            </w:r>
+          </w:p>
+          <w:p>
+            <w:pPr>
+              <w:spacing w:after="40" w:before="0"/>
+              <w:jc w:val="left"/>
+            </w:pPr>
+            <w:r>
+              <w:rPr>
+                <w:rFonts w:ascii="Arial" w:cs="Arial" w:eastAsia="Arial" w:hAnsi="Arial"/>
+                <w:b/>
+                <w:bCs/>
+                <w:i w:val="false"/>
+                <w:iCs w:val="false"/>
+                <w:color w:val="000000"/>
+                <w:sz w:val="18"/>
+                <w:szCs w:val="18"/>
+              </w:rPr>
+              <w:t xml:space="preserve">(a) Which type of graph is best for the travel data, and which is best for Mama Achieng's mandazi sales at Kibuye market (Mon 40, Tue 45, Wed 42, Thu 50, Fri 65, Sat 30, Sun 20)? Give a reason for each. (b) On the graph where the axis starts at 2, the Walk bar is 12 units tall and the Bicycle bar is 1 unit tall. What does it make walking look like compared with cycling? What is the true comparison from the data? (c) List four things you would check before trusting a graph.</w:t>
             </w:r>
           </w:p>
         </w:tc>
@@ -605,7 +1959,45 @@
                 <w:sz w:val="18"/>
                 <w:szCs w:val="18"/>
               </w:rPr>
-              <w:t xml:space="preserve">(a) Without 92: the mean is (54 + 60 + 57 + 60 + 59) ÷ 5 = 290 ÷ 5 = 58. Ordered, the data is 54, 57, 59, 60, 60, so the median is the 3rd value, 59. With 92: the sum is 382 and the mean is 382 ÷ 6 ≈ 63.7. Ordered, the data is 54, 57, 59, 60, 60, 92, so the median is the average of the 3rd and 4th values, (59 + 60) ÷ 2 = 59.5. The mean rose by about 5.7 portions but the median rose by only 0.5, so the median is a robust measure that extreme values hardly affect. (b) Mama Wanjiku's memory is drawn to vivid, extreme days like sports day, which acts like the 92 pulling the mean upwards. She does not calculate a true middle across all days, so her estimate is pulled away from what a normal day looks like. (c) The mean of 58 is a balanced daily target worked out from all the records (sum ÷ number of days). The mode of 60 is the most common daily total, so it shows the usual peak demand. The median of 57 is the middle day when sales are ordered, and it is not distorted by unusual days. Together they show that she should prepare roughly 57 to 60 portions of ugali on a typical day.</w:t>
+              <w:t xml:space="preserve">(a) A bar graph is best for the travel data because travel mode is categories, so the bars are separate with equal widths and gaps. A line graph is best for the mandazi sales because they change over time, with days on the horizontal axis and points joined by straight lines. The mandazi line graph peaks on Friday (65) and is lowest on Sunday (20).</w:t>
+            </w:r>
+          </w:p>
+          <w:p>
+            <w:pPr>
+              <w:spacing w:after="40" w:before="0"/>
+              <w:jc w:val="left"/>
+            </w:pPr>
+            <w:r>
+              <w:rPr>
+                <w:rFonts w:ascii="Arial" w:cs="Arial" w:eastAsia="Arial" w:hAnsi="Arial"/>
+                <w:b w:val="false"/>
+                <w:bCs w:val="false"/>
+                <w:i w:val="false"/>
+                <w:iCs w:val="false"/>
+                <w:color w:val="000000"/>
+                <w:sz w:val="18"/>
+                <w:szCs w:val="18"/>
+              </w:rPr>
+              <w:t xml:space="preserve">(b) With the axis starting at 2, the Walk bar (12 units) looks 12 times the Bicycle bar (1 unit). The true comparison is 14 : 3, so walking is only about 4.7 times as many as cycling. The graph changes how the data looks, not the data itself.</w:t>
+            </w:r>
+          </w:p>
+          <w:p>
+            <w:pPr>
+              <w:spacing w:after="40" w:before="0"/>
+              <w:jc w:val="left"/>
+            </w:pPr>
+            <w:r>
+              <w:rPr>
+                <w:rFonts w:ascii="Arial" w:cs="Arial" w:eastAsia="Arial" w:hAnsi="Arial"/>
+                <w:b w:val="false"/>
+                <w:bCs w:val="false"/>
+                <w:i w:val="false"/>
+                <w:iCs w:val="false"/>
+                <w:color w:val="000000"/>
+                <w:sz w:val="18"/>
+                <w:szCs w:val="18"/>
+              </w:rPr>
+              <w:t xml:space="preserve">(c) Check that: the frequency axis starts at 0; the scale has equal steps; both axes are labelled and there is a title; for a pie chart, the angles add up to 360 degrees. Also read the numbers on the graph instead of trusting the picture alone.</w:t>
             </w:r>
           </w:p>
         </w:tc>
@@ -666,7 +2058,7 @@
                 <w:sz w:val="22"/>
                 <w:szCs w:val="22"/>
               </w:rPr>
-              <w:t xml:space="preserve">Part 4: Choosing the right graph</w:t>
+              <w:t xml:space="preserve">Part 4: Pie chart angles</w:t>
             </w:r>
           </w:p>
         </w:tc>
@@ -700,7 +2092,45 @@
                 <w:sz w:val="18"/>
                 <w:szCs w:val="18"/>
               </w:rPr>
-              <w:t xml:space="preserve">Mama Wanjiku cannot read a table of numbers during the busy lunch rush. She needs a picture. (a) Name one question about her canteen that a bar graph answers best, one that a pie chart answers best, and one that a line graph answers best. (b) Ugali with sukuma wiki made up 47% of the 120 orders in the class data. Calculate the size of the sector angle for ugali in a pie chart, showing the formula. (c) Explain why the choice of graph depends on the question being asked.</w:t>
+              <w:t xml:space="preserve">You drew a pie chart of the 40 travel responses.</w:t>
+            </w:r>
+          </w:p>
+          <w:p>
+            <w:pPr>
+              <w:spacing w:after="40" w:before="0"/>
+              <w:jc w:val="left"/>
+            </w:pPr>
+            <w:r>
+              <w:rPr>
+                <w:rFonts w:ascii="Arial" w:cs="Arial" w:eastAsia="Arial" w:hAnsi="Arial"/>
+                <w:b/>
+                <w:bCs/>
+                <w:i w:val="false"/>
+                <w:iCs w:val="false"/>
+                <w:color w:val="000000"/>
+                <w:sz w:val="18"/>
+                <w:szCs w:val="18"/>
+              </w:rPr>
+              <w:t xml:space="preserve"/>
+            </w:r>
+          </w:p>
+          <w:p>
+            <w:pPr>
+              <w:spacing w:after="40" w:before="0"/>
+              <w:jc w:val="left"/>
+            </w:pPr>
+            <w:r>
+              <w:rPr>
+                <w:rFonts w:ascii="Arial" w:cs="Arial" w:eastAsia="Arial" w:hAnsi="Arial"/>
+                <w:b/>
+                <w:bCs/>
+                <w:i w:val="false"/>
+                <w:iCs w:val="false"/>
+                <w:color w:val="000000"/>
+                <w:sz w:val="18"/>
+                <w:szCs w:val="18"/>
+              </w:rPr>
+              <w:t xml:space="preserve">(a) How many degrees does each learner represent? Show your working. (b) Calculate the angle for Walk and for Matatu. (c) Give one advantage of the pie chart and one advantage of the bar graph for the travel data. (d) What does the pie chart show about the bicycle group, and what does this mean for the bicycle shed?</w:t>
             </w:r>
           </w:p>
         </w:tc>
@@ -732,7 +2162,64 @@
                 <w:sz w:val="18"/>
                 <w:szCs w:val="18"/>
               </w:rPr>
-              <w:t xml:space="preserve">(a) Bar graph: Which meal is the most popular and which is the least popular (for example, is ugali ordered far more often than githeri)? The bar heights make frequencies easy to compare. Pie chart: What proportion (share) of all orders is ugali? Each sector shows a part of the whole. Line graph: Is ugali demand rising, falling or staying steady from Monday to Friday? It joins points in time order, so it shows a trend. (b) Sector angle = (frequency ÷ total) × 360°. For the 120 orders, ugali's frequency ÷ total is 47% = 0.47, so the angle is 0.47 × 360° = 169.2°, which is about 169°. This sector is slightly less than half the circle. (c) Each graph makes a different feature of the same data visible: bar graphs show comparisons between categories, pie charts show proportions of a whole, and line graphs show change over time. Only a line graph can show a time trend, so the best graph is the one that matches what the decision-maker wants to know, not the one we prefer.</w:t>
+              <w:t xml:space="preserve">(a) 360 ÷ 40 = 9 degrees per learner.</w:t>
+            </w:r>
+          </w:p>
+          <w:p>
+            <w:pPr>
+              <w:spacing w:after="40" w:before="0"/>
+              <w:jc w:val="left"/>
+            </w:pPr>
+            <w:r>
+              <w:rPr>
+                <w:rFonts w:ascii="Arial" w:cs="Arial" w:eastAsia="Arial" w:hAnsi="Arial"/>
+                <w:b w:val="false"/>
+                <w:bCs w:val="false"/>
+                <w:i w:val="false"/>
+                <w:iCs w:val="false"/>
+                <w:color w:val="000000"/>
+                <w:sz w:val="18"/>
+                <w:szCs w:val="18"/>
+              </w:rPr>
+              <w:t xml:space="preserve">(b) Angle = f / n x 360. Walk = 14/40 x 360 = 126 degrees. Matatu = 12/40 x 360 = 108 degrees.</w:t>
+            </w:r>
+          </w:p>
+          <w:p>
+            <w:pPr>
+              <w:spacing w:after="40" w:before="0"/>
+              <w:jc w:val="left"/>
+            </w:pPr>
+            <w:r>
+              <w:rPr>
+                <w:rFonts w:ascii="Arial" w:cs="Arial" w:eastAsia="Arial" w:hAnsi="Arial"/>
+                <w:b w:val="false"/>
+                <w:bCs w:val="false"/>
+                <w:i w:val="false"/>
+                <w:iCs w:val="false"/>
+                <w:color w:val="000000"/>
+                <w:sz w:val="18"/>
+                <w:szCs w:val="18"/>
+              </w:rPr>
+              <w:t xml:space="preserve">(c) The pie chart shows each group as a share of the whole, so you can see at a glance that neither Walk nor Matatu takes more than half of the circle. The bar graph shows exact counts and is better for comparing close values such as Boda boda 4 and School bus 4.</w:t>
+            </w:r>
+          </w:p>
+          <w:p>
+            <w:pPr>
+              <w:spacing w:after="40" w:before="0"/>
+              <w:jc w:val="left"/>
+            </w:pPr>
+            <w:r>
+              <w:rPr>
+                <w:rFonts w:ascii="Arial" w:cs="Arial" w:eastAsia="Arial" w:hAnsi="Arial"/>
+                <w:b w:val="false"/>
+                <w:bCs w:val="false"/>
+                <w:i w:val="false"/>
+                <w:iCs w:val="false"/>
+                <w:color w:val="000000"/>
+                <w:sz w:val="18"/>
+                <w:szCs w:val="18"/>
+              </w:rPr>
+              <w:t xml:space="preserve">(d) The Bicycle sector is small: 3 of 40 learners (7.5%), which is 27 degrees. So this class gives little support for building a bicycle shed.</w:t>
             </w:r>
           </w:p>
         </w:tc>
@@ -793,7 +2280,7 @@
                 <w:sz w:val="22"/>
                 <w:szCs w:val="22"/>
               </w:rPr>
-              <w:t xml:space="preserve">Part 5: Report and transfer to the community</w:t>
+              <w:t xml:space="preserve">Part 5: Your Final Explanation for Mr Otieno</w:t>
             </w:r>
           </w:p>
         </w:tc>
@@ -827,7 +2314,45 @@
                 <w:sz w:val="18"/>
                 <w:szCs w:val="18"/>
               </w:rPr>
-              <w:t xml:space="preserve">(a) Write a short recommendation to Mama Wanjiku (3 to 4 sentences) about how many portions of ugali with sukuma wiki to prepare on a typical day. Use at least two of the statistics from the class data and say which graph you would show her and why. (b) Describe the order of the statistical process we used, from raw data to a decision, and say why the order matters. (c) Choose ONE of these decision-makers: a maize farmer in the Rift Valley, a matatu operator in Nairobi, or a public health officer tracking malaria cases near Lake Victoria. Explain how the same process could help them solve a real problem. This is your answer to the Driving Question.</w:t>
+              <w:t xml:space="preserve">Write a short report (about 8 to 10 sentences) for Mr Otieno that answers the driving question: How can we turn a messy list of data from our school into clear evidence that helps our principal make a fair decision?</w:t>
+            </w:r>
+          </w:p>
+          <w:p>
+            <w:pPr>
+              <w:spacing w:after="40" w:before="0"/>
+              <w:jc w:val="left"/>
+            </w:pPr>
+            <w:r>
+              <w:rPr>
+                <w:rFonts w:ascii="Arial" w:cs="Arial" w:eastAsia="Arial" w:hAnsi="Arial"/>
+                <w:b/>
+                <w:bCs/>
+                <w:i w:val="false"/>
+                <w:iCs w:val="false"/>
+                <w:color w:val="000000"/>
+                <w:sz w:val="18"/>
+                <w:szCs w:val="18"/>
+              </w:rPr>
+              <w:t xml:space="preserve"/>
+            </w:r>
+          </w:p>
+          <w:p>
+            <w:pPr>
+              <w:spacing w:after="40" w:before="0"/>
+              <w:jc w:val="left"/>
+            </w:pPr>
+            <w:r>
+              <w:rPr>
+                <w:rFonts w:ascii="Arial" w:cs="Arial" w:eastAsia="Arial" w:hAnsi="Arial"/>
+                <w:b/>
+                <w:bCs/>
+                <w:i w:val="false"/>
+                <w:iCs w:val="false"/>
+                <w:color w:val="000000"/>
+                <w:sz w:val="18"/>
+                <w:szCs w:val="18"/>
+              </w:rPr>
+              <w:t xml:space="preserve">In your report: (1) describe the steps that turn the raw list into evidence; (2) say what the evidence shows about the three claims; (3) give your advice about the bicycle shed, the school bus route and the second lunch serving; (4) explain one limit of the data and how Mr Otieno should deal with it.</w:t>
             </w:r>
           </w:p>
         </w:tc>
@@ -859,7 +2384,7 @@
                 <w:sz w:val="18"/>
                 <w:szCs w:val="18"/>
               </w:rPr>
-              <w:t xml:space="preserve">(a) Dear Mama Wanjiku, our data from 120 learners shows that ugali with sukuma wiki is ordered most often, making up 47% of all orders. The mean is 58 portions a day, the mode is 60 and the median is 57, so you should prepare about 57 to 60 portions on a normal day, and a little more before sports days. Githeri is the least popular meal, so cook much less of it to avoid waste. I would show you a bar graph, because it lets you see at a glance which meals are most and least popular, and a pie chart to show that ugali is almost half of all orders. (b) First, collect raw data using a tally sheet. Second, organise it in a frequency distribution table, checking that the frequencies add up to the total. Third, summarise it with the mean, mode and median. Fourth, show it with graphs (bar, pie, line). Only then can we make an evidence-based decision. The order matters because each step builds on the one before: without the table we cannot calculate reliable averages, and without the statistics a graph would only show a picture and not a clear target. (c) A matatu operator in Nairobi could tally how many passengers board on each trip or at each time of day and put the data in a frequency table. The mean and median number of passengers would show the typical load. A line graph of passengers by hour would show when demand is highest, so the operator could send more matatus at peak times and fewer at quiet times. Just like Mama Wanjiku, the operator would stop guessing from memory and use organised data. This shows that raw data from our school and community can be turned into statistics and graphs that help decision-makers solve real problems.</w:t>
+              <w:t xml:space="preserve">Dear Mr Otieno, the raw list of 40 responses from Grade 10 Green could not settle the argument, because it was unorganised. We tallied it into a frequency table (Walk 14, Matatu 12, Boda boda 4, Bicycle 3, Private car 3, School bus 4; total 40) and showed it in a bar graph and a pie chart. The mode of travel is Walk. Walk is 35% and Matatu is 30%. Neither is more than half, so 'almost everyone walks' and 'most of us come by matatu' are both wrong, although together they make 65%. Only 3 of 40 learners (7.5%) cycle, so this class gives little support for a bicycle shed, and we advise no money for a shed on this evidence. Only 4 of 40 (10%) use the school bus, but Zawadi's claim is about the single 14-seater bus serving the whole school, so our class cannot confirm or refute it. The data come from only one class, which is a small sample. We advise collecting the same data from the whole school before you decide between the bus route and the second lunch serving. The best summary or graph depends on the type of data and the question, so check that any graph has an axis starting at 0 before trusting it.</w:t>
             </w:r>
           </w:p>
         </w:tc>
@@ -1086,7 +2611,7 @@
                 <w:sz w:val="18"/>
                 <w:szCs w:val="18"/>
               </w:rPr>
-              <w:t xml:space="preserve">Organising raw data (tally sheets and frequency distribution tables)</w:t>
+              <w:t xml:space="preserve">Organising data and calculating from tables</w:t>
             </w:r>
           </w:p>
         </w:tc>
@@ -1118,7 +2643,7 @@
                 <w:sz w:val="18"/>
                 <w:szCs w:val="18"/>
               </w:rPr>
-              <w:t xml:space="preserve">Clearly explains why raw data and memory fail, and accurately describes tally marks, frequency, and the check that frequencies add up to the total, linked to Mama Wanjiku's canteen.</w:t>
+              <w:t xml:space="preserve">All percentages, angles, means and medians are correct, with clear working and the frequencies checked against the total.</w:t>
             </w:r>
           </w:p>
         </w:tc>
@@ -1150,7 +2675,7 @@
                 <w:sz w:val="18"/>
                 <w:szCs w:val="18"/>
               </w:rPr>
-              <w:t xml:space="preserve">Explains the purpose of a tally sheet and frequency table correctly but misses the accuracy check or a clear link to why memory failed.</w:t>
+              <w:t xml:space="preserve">Most calculations are correct with some working shown; one small slip in rounding or working.</w:t>
             </w:r>
           </w:p>
         </w:tc>
@@ -1182,7 +2707,7 @@
                 <w:sz w:val="18"/>
                 <w:szCs w:val="18"/>
               </w:rPr>
-              <w:t xml:space="preserve">Describes tables or tallies vaguely, or does not link them to Mama Wanjiku's problem.</w:t>
+              <w:t xml:space="preserve">Several calculations are incorrect or have no working; totals are not checked.</w:t>
             </w:r>
           </w:p>
         </w:tc>
@@ -1216,7 +2741,7 @@
                 <w:sz w:val="18"/>
                 <w:szCs w:val="18"/>
               </w:rPr>
-              <w:t xml:space="preserve">Calculating mean, mode and median</w:t>
+              <w:t xml:space="preserve">Choosing measures and graphs</w:t>
             </w:r>
           </w:p>
         </w:tc>
@@ -1248,7 +2773,7 @@
                 <w:sz w:val="18"/>
                 <w:szCs w:val="18"/>
               </w:rPr>
-              <w:t xml:space="preserve">All measures are correct for the githeri data (mean 9, mode 10, median 10) and the ugali data (mean 58 and median 59, then about 63.7 and 59.5 with 92), with data ordered, formulas shown and clear reasons why the measures differ.</w:t>
+              <w:t xml:space="preserve">Chooses mean, median, mode and graph types correctly for each data type, and explains using the outlier and the categorical data.</w:t>
             </w:r>
           </w:p>
         </w:tc>
@@ -1280,7 +2805,7 @@
                 <w:sz w:val="18"/>
                 <w:szCs w:val="18"/>
               </w:rPr>
-              <w:t xml:space="preserve">Most measures are correct with some working shown; explanation of differences is partly correct.</w:t>
+              <w:t xml:space="preserve">Chooses most measures and graphs correctly with partial reasons.</w:t>
             </w:r>
           </w:p>
         </w:tc>
@@ -1312,7 +2837,7 @@
                 <w:sz w:val="18"/>
                 <w:szCs w:val="18"/>
               </w:rPr>
-              <w:t xml:space="preserve">Several errors or no working shown; little understanding of what each measure means.</w:t>
+              <w:t xml:space="preserve">Choices are unclear or not linked to the type of data.</w:t>
             </w:r>
           </w:p>
         </w:tc>
@@ -1346,7 +2871,7 @@
                 <w:sz w:val="18"/>
                 <w:szCs w:val="18"/>
               </w:rPr>
-              <w:t xml:space="preserve">Interpreting statistics and graphs</w:t>
+              <w:t xml:space="preserve">Evidence-based reasoning about the claims</w:t>
             </w:r>
           </w:p>
         </w:tc>
@@ -1378,7 +2903,7 @@
                 <w:sz w:val="18"/>
                 <w:szCs w:val="18"/>
               </w:rPr>
-              <w:t xml:space="preserve">Explains how outliers affect mean and median using the numbers, calculates the pie chart angle correctly (about 169°), and matches each graph type to the question it answers best.</w:t>
+              <w:t xml:space="preserve">Uses exact numbers (14 of 40, 35%; 12 of 40, 30%; 65%) to judge each claim, and correctly says the class count cannot test Zawadi's bus claim.</w:t>
             </w:r>
           </w:p>
         </w:tc>
@@ -1410,7 +2935,7 @@
                 <w:sz w:val="18"/>
                 <w:szCs w:val="18"/>
               </w:rPr>
-              <w:t xml:space="preserve">Correct on most graph choices and the angle formula, but explanation of outliers or of the link between the question and the graph is incomplete.</w:t>
+              <w:t xml:space="preserve">Judges the claims with some numbers; the bus claim is mentioned but not fully explained.</w:t>
             </w:r>
           </w:p>
         </w:tc>
@@ -1442,7 +2967,7 @@
                 <w:sz w:val="18"/>
                 <w:szCs w:val="18"/>
               </w:rPr>
-              <w:t xml:space="preserve">Mixes up graph types or the sector angle formula, and does not explain the effect of extreme values.</w:t>
+              <w:t xml:space="preserve">Gives opinions without numbers, or states the claims are right or wrong without evidence.</w:t>
             </w:r>
           </w:p>
         </w:tc>
@@ -1476,7 +3001,7 @@
                 <w:sz w:val="18"/>
                 <w:szCs w:val="18"/>
               </w:rPr>
-              <w:t xml:space="preserve">Justified recommendation and use of evidence</w:t>
+              <w:t xml:space="preserve">Critical reading of graphs</w:t>
             </w:r>
           </w:p>
         </w:tc>
@@ -1508,7 +3033,7 @@
                 <w:sz w:val="18"/>
                 <w:szCs w:val="18"/>
               </w:rPr>
-              <w:t xml:space="preserve">Gives a clear recommendation of about 57 to 60 portions of ugali using at least two statistics, names a suitable graph with a reason, and links to the 47% share and githeri waste.</w:t>
+              <w:t xml:space="preserve">Explains the truncated axis effect (12 times against a true ratio of about 4.7) and lists several correct checks for an honest graph.</w:t>
             </w:r>
           </w:p>
         </w:tc>
@@ -1540,7 +3065,7 @@
                 <w:sz w:val="18"/>
                 <w:szCs w:val="18"/>
               </w:rPr>
-              <w:t xml:space="preserve">Gives a sensible recommendation using one or two statistics but with limited justification.</w:t>
+              <w:t xml:space="preserve">Explains that the axis can mislead and lists some checks.</w:t>
             </w:r>
           </w:p>
         </w:tc>
@@ -1572,7 +3097,7 @@
                 <w:sz w:val="18"/>
                 <w:szCs w:val="18"/>
               </w:rPr>
-              <w:t xml:space="preserve">Recommendation is unclear, has no statistics, or does not match the data.</w:t>
+              <w:t xml:space="preserve">Does not recognise how a graph can mislead.</w:t>
             </w:r>
           </w:p>
         </w:tc>
@@ -1606,7 +3131,7 @@
                 <w:sz w:val="18"/>
                 <w:szCs w:val="18"/>
               </w:rPr>
-              <w:t xml:space="preserve">Transfer to Kenyan community decision-makers</w:t>
+              <w:t xml:space="preserve">Final recommendation and communication</w:t>
             </w:r>
           </w:p>
         </w:tc>
@@ -1638,7 +3163,7 @@
                 <w:sz w:val="18"/>
                 <w:szCs w:val="18"/>
               </w:rPr>
-              <w:t xml:space="preserve">Describes the full process in the right order and applies it convincingly to a Rift Valley farmer, Nairobi matatu operator or Lake Victoria health officer, answering the driving question.</w:t>
+              <w:t xml:space="preserve">Clear, honest report that links the steps from raw list to evidence, advises no shed, recommends whole-school data, and states the limit of one class.</w:t>
             </w:r>
           </w:p>
         </w:tc>
@@ -1670,7 +3195,7 @@
                 <w:sz w:val="18"/>
                 <w:szCs w:val="18"/>
               </w:rPr>
-              <w:t xml:space="preserve">Gives the process in the right order and a reasonable but general community example.</w:t>
+              <w:t xml:space="preserve">Gives a clear recommendation but misses one step or the limit of the sample.</w:t>
             </w:r>
           </w:p>
         </w:tc>
@@ -1702,7 +3227,7 @@
                 <w:sz w:val="18"/>
                 <w:szCs w:val="18"/>
               </w:rPr>
-              <w:t xml:space="preserve">Lists some tools with no order, or gives an example that is unrelated or unexplained.</w:t>
+              <w:t xml:space="preserve">Recommendation is unclear or is not supported by the data.</w:t>
             </w:r>
           </w:p>
         </w:tc>
@@ -1826,7 +3351,7 @@
         </w:rPr>
         <w:t xml:space="preserve">© 2026 SeaVuria and ARES. This work is licensed under a </w:t>
       </w:r>
-      <w:hyperlink w:history="1" r:id="rIdzjjein3emh95kfqtfwuri">
+      <w:hyperlink w:history="1" r:id="rIdoowkc_0cm_hhbklc2v2eq">
         <w:r>
           <w:rPr>
             <w:rFonts w:ascii="Arial" w:cs="Arial" w:eastAsia="Arial" w:hAnsi="Arial"/>
@@ -1846,7 +3371,7 @@
         </w:rPr>
         <w:t xml:space="preserve"> (</w:t>
       </w:r>
-      <w:hyperlink w:history="1" r:id="rIdb01az3mgp6w6suahkfp5-">
+      <w:hyperlink w:history="1" r:id="rId5qhf_y8rhavilgvgd8-x1">
         <w:r>
           <w:rPr>
             <w:rFonts w:ascii="Arial" w:cs="Arial" w:eastAsia="Arial" w:hAnsi="Arial"/>
@@ -1866,7 +3391,7 @@
         </w:rPr>
         <w:t xml:space="preserve">). To view a copy of this license, visit </w:t>
       </w:r>
-      <w:hyperlink w:history="1" r:id="rIdvmp8zkk1fs4ikp1dul6xq">
+      <w:hyperlink w:history="1" r:id="rIdlqgvffybnvnzufn2o9xoi">
         <w:r>
           <w:rPr>
             <w:rFonts w:ascii="Arial" w:cs="Arial" w:eastAsia="Arial" w:hAnsi="Arial"/>

--- a/data/outputs/v2/Essential_Mathematics/SS3.1_Statistics_1/Essential_Mathematics_Statistics_1_FinalExplanation_TeacherKey.docx
+++ b/data/outputs/v2/Essential_Mathematics/SS3.1_Statistics_1/Essential_Mathematics_Statistics_1_FinalExplanation_TeacherKey.docx
@@ -3351,7 +3351,7 @@
         </w:rPr>
         <w:t xml:space="preserve">© 2026 SeaVuria and ARES. This work is licensed under a </w:t>
       </w:r>
-      <w:hyperlink w:history="1" r:id="rIdoowkc_0cm_hhbklc2v2eq">
+      <w:hyperlink w:history="1" r:id="rIdiockig9-2ebb2dtuwp1gq">
         <w:r>
           <w:rPr>
             <w:rFonts w:ascii="Arial" w:cs="Arial" w:eastAsia="Arial" w:hAnsi="Arial"/>
@@ -3371,7 +3371,7 @@
         </w:rPr>
         <w:t xml:space="preserve"> (</w:t>
       </w:r>
-      <w:hyperlink w:history="1" r:id="rId5qhf_y8rhavilgvgd8-x1">
+      <w:hyperlink w:history="1" r:id="rId1u2qbficiwwmkcm6-xedv">
         <w:r>
           <w:rPr>
             <w:rFonts w:ascii="Arial" w:cs="Arial" w:eastAsia="Arial" w:hAnsi="Arial"/>
@@ -3391,7 +3391,7 @@
         </w:rPr>
         <w:t xml:space="preserve">). To view a copy of this license, visit </w:t>
       </w:r>
-      <w:hyperlink w:history="1" r:id="rIdlqgvffybnvnzufn2o9xoi">
+      <w:hyperlink w:history="1" r:id="rIdvhw4krzpil22az5h4ofxl">
         <w:r>
           <w:rPr>
             <w:rFonts w:ascii="Arial" w:cs="Arial" w:eastAsia="Arial" w:hAnsi="Arial"/>

--- a/data/outputs/v2/Essential_Mathematics/SS3.1_Statistics_1/Essential_Mathematics_Statistics_1_FinalExplanation_TeacherKey.docx
+++ b/data/outputs/v2/Essential_Mathematics/SS3.1_Statistics_1/Essential_Mathematics_Statistics_1_FinalExplanation_TeacherKey.docx
@@ -4,6 +4,7 @@
   <w:body>
     <w:p>
       <w:pPr>
+        <w:keepNext w:val="false"/>
         <w:spacing w:after="30" w:before="0"/>
         <w:jc w:val="center"/>
       </w:pPr>
@@ -23,6 +24,7 @@
     </w:p>
     <w:p>
       <w:pPr>
+        <w:keepNext w:val="false"/>
         <w:spacing w:after="60" w:before="0"/>
         <w:jc w:val="center"/>
       </w:pPr>
@@ -81,6 +83,7 @@
           </w:tcPr>
           <w:p>
             <w:pPr>
+              <w:keepNext w:val="false"/>
               <w:spacing w:after="40" w:before="0"/>
               <w:jc w:val="center"/>
             </w:pPr>
@@ -116,6 +119,7 @@
           </w:tcPr>
           <w:p>
             <w:pPr>
+              <w:keepNext w:val="false"/>
               <w:spacing w:after="40" w:before="0"/>
               <w:jc w:val="center"/>
             </w:pPr>
@@ -176,6 +180,7 @@
           </w:tcPr>
           <w:p>
             <w:pPr>
+              <w:keepNext w:val="false"/>
               <w:spacing w:after="40" w:before="0"/>
               <w:jc w:val="center"/>
             </w:pPr>
@@ -210,6 +215,7 @@
           </w:tcPr>
           <w:p>
             <w:pPr>
+              <w:keepNext w:val="false"/>
               <w:spacing w:after="40" w:before="0"/>
               <w:jc w:val="left"/>
             </w:pPr>
@@ -271,6 +277,7 @@
           </w:tcPr>
           <w:p>
             <w:pPr>
+              <w:keepNext/>
               <w:spacing w:after="40" w:before="0"/>
               <w:jc w:val="center"/>
             </w:pPr>
@@ -305,6 +312,7 @@
           </w:tcPr>
           <w:p>
             <w:pPr>
+              <w:keepNext w:val="false"/>
               <w:spacing w:after="40" w:before="0"/>
               <w:jc w:val="left"/>
             </w:pPr>
@@ -324,6 +332,7 @@
           </w:p>
           <w:p>
             <w:pPr>
+              <w:keepNext w:val="false"/>
               <w:spacing w:after="40" w:before="0"/>
               <w:jc w:val="left"/>
             </w:pPr>
@@ -343,6 +352,7 @@
           </w:p>
           <w:p>
             <w:pPr>
+              <w:keepNext w:val="false"/>
               <w:spacing w:after="40" w:before="0"/>
               <w:jc w:val="left"/>
             </w:pPr>
@@ -362,6 +372,7 @@
           </w:p>
           <w:p>
             <w:pPr>
+              <w:keepNext w:val="false"/>
               <w:spacing w:after="40" w:before="0"/>
               <w:jc w:val="left"/>
             </w:pPr>
@@ -411,6 +422,7 @@
                 </w:tcPr>
                 <w:p>
                   <w:pPr>
+                    <w:keepNext w:val="false"/>
                     <w:spacing w:after="40" w:before="0"/>
                     <w:jc w:val="left"/>
                   </w:pPr>
@@ -443,6 +455,7 @@
                 </w:tcPr>
                 <w:p>
                   <w:pPr>
+                    <w:keepNext w:val="false"/>
                     <w:spacing w:after="40" w:before="0"/>
                     <w:jc w:val="left"/>
                   </w:pPr>
@@ -477,6 +490,7 @@
                 </w:tcPr>
                 <w:p>
                   <w:pPr>
+                    <w:keepNext w:val="false"/>
                     <w:spacing w:after="40" w:before="0"/>
                     <w:jc w:val="left"/>
                   </w:pPr>
@@ -509,6 +523,7 @@
                 </w:tcPr>
                 <w:p>
                   <w:pPr>
+                    <w:keepNext w:val="false"/>
                     <w:spacing w:after="40" w:before="0"/>
                     <w:jc w:val="left"/>
                   </w:pPr>
@@ -543,6 +558,7 @@
                 </w:tcPr>
                 <w:p>
                   <w:pPr>
+                    <w:keepNext w:val="false"/>
                     <w:spacing w:after="40" w:before="0"/>
                     <w:jc w:val="left"/>
                   </w:pPr>
@@ -575,6 +591,7 @@
                 </w:tcPr>
                 <w:p>
                   <w:pPr>
+                    <w:keepNext w:val="false"/>
                     <w:spacing w:after="40" w:before="0"/>
                     <w:jc w:val="left"/>
                   </w:pPr>
@@ -609,6 +626,7 @@
                 </w:tcPr>
                 <w:p>
                   <w:pPr>
+                    <w:keepNext w:val="false"/>
                     <w:spacing w:after="40" w:before="0"/>
                     <w:jc w:val="left"/>
                   </w:pPr>
@@ -641,6 +659,7 @@
                 </w:tcPr>
                 <w:p>
                   <w:pPr>
+                    <w:keepNext w:val="false"/>
                     <w:spacing w:after="40" w:before="0"/>
                     <w:jc w:val="left"/>
                   </w:pPr>
@@ -675,6 +694,7 @@
                 </w:tcPr>
                 <w:p>
                   <w:pPr>
+                    <w:keepNext w:val="false"/>
                     <w:spacing w:after="40" w:before="0"/>
                     <w:jc w:val="left"/>
                   </w:pPr>
@@ -707,6 +727,7 @@
                 </w:tcPr>
                 <w:p>
                   <w:pPr>
+                    <w:keepNext w:val="false"/>
                     <w:spacing w:after="40" w:before="0"/>
                     <w:jc w:val="left"/>
                   </w:pPr>
@@ -741,6 +762,7 @@
                 </w:tcPr>
                 <w:p>
                   <w:pPr>
+                    <w:keepNext w:val="false"/>
                     <w:spacing w:after="40" w:before="0"/>
                     <w:jc w:val="left"/>
                   </w:pPr>
@@ -773,6 +795,7 @@
                 </w:tcPr>
                 <w:p>
                   <w:pPr>
+                    <w:keepNext w:val="false"/>
                     <w:spacing w:after="40" w:before="0"/>
                     <w:jc w:val="left"/>
                   </w:pPr>
@@ -807,6 +830,7 @@
                 </w:tcPr>
                 <w:p>
                   <w:pPr>
+                    <w:keepNext w:val="false"/>
                     <w:spacing w:after="40" w:before="0"/>
                     <w:jc w:val="left"/>
                   </w:pPr>
@@ -839,6 +863,7 @@
                 </w:tcPr>
                 <w:p>
                   <w:pPr>
+                    <w:keepNext w:val="false"/>
                     <w:spacing w:after="40" w:before="0"/>
                     <w:jc w:val="left"/>
                   </w:pPr>
@@ -861,6 +886,7 @@
           </w:tbl>
           <w:p>
             <w:pPr>
+              <w:keepNext w:val="false"/>
               <w:spacing w:after="60" w:before="0"/>
               <w:jc w:val="left"/>
             </w:pPr>
@@ -880,6 +906,7 @@
           </w:p>
           <w:p>
             <w:pPr>
+              <w:keepNext w:val="false"/>
               <w:spacing w:after="40" w:before="0"/>
               <w:jc w:val="left"/>
             </w:pPr>
@@ -899,6 +926,7 @@
           </w:p>
           <w:p>
             <w:pPr>
+              <w:keepNext w:val="false"/>
               <w:spacing w:after="40" w:before="0"/>
               <w:jc w:val="left"/>
             </w:pPr>
@@ -918,6 +946,7 @@
           </w:p>
           <w:p>
             <w:pPr>
+              <w:keepNext w:val="false"/>
               <w:spacing w:after="60" w:before="0"/>
               <w:jc w:val="left"/>
             </w:pPr>
@@ -950,6 +979,7 @@
           </w:tcPr>
           <w:p>
             <w:pPr>
+              <w:keepNext w:val="false"/>
               <w:spacing w:after="40" w:before="0"/>
               <w:jc w:val="left"/>
             </w:pPr>
@@ -969,6 +999,7 @@
           </w:p>
           <w:p>
             <w:pPr>
+              <w:keepNext w:val="false"/>
               <w:spacing w:after="40" w:before="0"/>
               <w:jc w:val="left"/>
             </w:pPr>
@@ -988,6 +1019,7 @@
           </w:p>
           <w:p>
             <w:pPr>
+              <w:keepNext w:val="false"/>
               <w:spacing w:after="40" w:before="0"/>
               <w:jc w:val="left"/>
             </w:pPr>
@@ -1049,6 +1081,7 @@
           </w:tcPr>
           <w:p>
             <w:pPr>
+              <w:keepNext/>
               <w:spacing w:after="40" w:before="0"/>
               <w:jc w:val="center"/>
             </w:pPr>
@@ -1083,6 +1116,7 @@
           </w:tcPr>
           <w:p>
             <w:pPr>
+              <w:keepNext w:val="false"/>
               <w:spacing w:after="40" w:before="0"/>
               <w:jc w:val="left"/>
             </w:pPr>
@@ -1102,6 +1136,7 @@
           </w:p>
           <w:p>
             <w:pPr>
+              <w:keepNext w:val="false"/>
               <w:spacing w:after="40" w:before="0"/>
               <w:jc w:val="left"/>
             </w:pPr>
@@ -1156,6 +1191,7 @@
                 </w:tcPr>
                 <w:p>
                   <w:pPr>
+                    <w:keepNext w:val="false"/>
                     <w:spacing w:after="40" w:before="0"/>
                     <w:jc w:val="left"/>
                   </w:pPr>
@@ -1188,6 +1224,7 @@
                 </w:tcPr>
                 <w:p>
                   <w:pPr>
+                    <w:keepNext w:val="false"/>
                     <w:spacing w:after="40" w:before="0"/>
                     <w:jc w:val="left"/>
                   </w:pPr>
@@ -1220,6 +1257,7 @@
                 </w:tcPr>
                 <w:p>
                   <w:pPr>
+                    <w:keepNext w:val="false"/>
                     <w:spacing w:after="40" w:before="0"/>
                     <w:jc w:val="left"/>
                   </w:pPr>
@@ -1252,6 +1290,7 @@
                 </w:tcPr>
                 <w:p>
                   <w:pPr>
+                    <w:keepNext w:val="false"/>
                     <w:spacing w:after="40" w:before="0"/>
                     <w:jc w:val="left"/>
                   </w:pPr>
@@ -1284,6 +1323,7 @@
                 </w:tcPr>
                 <w:p>
                   <w:pPr>
+                    <w:keepNext w:val="false"/>
                     <w:spacing w:after="40" w:before="0"/>
                     <w:jc w:val="left"/>
                   </w:pPr>
@@ -1316,6 +1356,7 @@
                 </w:tcPr>
                 <w:p>
                   <w:pPr>
+                    <w:keepNext w:val="false"/>
                     <w:spacing w:after="40" w:before="0"/>
                     <w:jc w:val="left"/>
                   </w:pPr>
@@ -1348,6 +1389,7 @@
                 </w:tcPr>
                 <w:p>
                   <w:pPr>
+                    <w:keepNext w:val="false"/>
                     <w:spacing w:after="40" w:before="0"/>
                     <w:jc w:val="left"/>
                   </w:pPr>
@@ -1382,6 +1424,7 @@
                 </w:tcPr>
                 <w:p>
                   <w:pPr>
+                    <w:keepNext w:val="false"/>
                     <w:spacing w:after="40" w:before="0"/>
                     <w:jc w:val="left"/>
                   </w:pPr>
@@ -1414,6 +1457,7 @@
                 </w:tcPr>
                 <w:p>
                   <w:pPr>
+                    <w:keepNext w:val="false"/>
                     <w:spacing w:after="40" w:before="0"/>
                     <w:jc w:val="left"/>
                   </w:pPr>
@@ -1446,6 +1490,7 @@
                 </w:tcPr>
                 <w:p>
                   <w:pPr>
+                    <w:keepNext w:val="false"/>
                     <w:spacing w:after="40" w:before="0"/>
                     <w:jc w:val="left"/>
                   </w:pPr>
@@ -1478,6 +1523,7 @@
                 </w:tcPr>
                 <w:p>
                   <w:pPr>
+                    <w:keepNext w:val="false"/>
                     <w:spacing w:after="40" w:before="0"/>
                     <w:jc w:val="left"/>
                   </w:pPr>
@@ -1510,6 +1556,7 @@
                 </w:tcPr>
                 <w:p>
                   <w:pPr>
+                    <w:keepNext w:val="false"/>
                     <w:spacing w:after="40" w:before="0"/>
                     <w:jc w:val="left"/>
                   </w:pPr>
@@ -1542,6 +1589,7 @@
                 </w:tcPr>
                 <w:p>
                   <w:pPr>
+                    <w:keepNext w:val="false"/>
                     <w:spacing w:after="40" w:before="0"/>
                     <w:jc w:val="left"/>
                   </w:pPr>
@@ -1574,6 +1622,7 @@
                 </w:tcPr>
                 <w:p>
                   <w:pPr>
+                    <w:keepNext w:val="false"/>
                     <w:spacing w:after="40" w:before="0"/>
                     <w:jc w:val="left"/>
                   </w:pPr>
@@ -1596,6 +1645,7 @@
           </w:tbl>
           <w:p>
             <w:pPr>
+              <w:keepNext w:val="false"/>
               <w:spacing w:after="60" w:before="0"/>
               <w:jc w:val="left"/>
             </w:pPr>
@@ -1615,6 +1665,7 @@
           </w:p>
           <w:p>
             <w:pPr>
+              <w:keepNext w:val="false"/>
               <w:spacing w:after="40" w:before="0"/>
               <w:jc w:val="left"/>
             </w:pPr>
@@ -1634,6 +1685,7 @@
           </w:p>
           <w:p>
             <w:pPr>
+              <w:keepNext w:val="false"/>
               <w:spacing w:after="40" w:before="0"/>
               <w:jc w:val="left"/>
             </w:pPr>
@@ -1653,6 +1705,7 @@
           </w:p>
           <w:p>
             <w:pPr>
+              <w:keepNext w:val="false"/>
               <w:spacing w:after="40" w:before="0"/>
               <w:jc w:val="left"/>
             </w:pPr>
@@ -1672,6 +1725,7 @@
           </w:p>
           <w:p>
             <w:pPr>
+              <w:keepNext w:val="false"/>
               <w:spacing w:after="40" w:before="0"/>
               <w:jc w:val="left"/>
             </w:pPr>
@@ -1691,6 +1745,7 @@
           </w:p>
           <w:p>
             <w:pPr>
+              <w:keepNext w:val="false"/>
               <w:spacing w:after="60" w:before="0"/>
               <w:jc w:val="left"/>
             </w:pPr>
@@ -1723,6 +1778,7 @@
           </w:tcPr>
           <w:p>
             <w:pPr>
+              <w:keepNext w:val="false"/>
               <w:spacing w:after="40" w:before="0"/>
               <w:jc w:val="left"/>
             </w:pPr>
@@ -1742,6 +1798,7 @@
           </w:p>
           <w:p>
             <w:pPr>
+              <w:keepNext w:val="false"/>
               <w:spacing w:after="40" w:before="0"/>
               <w:jc w:val="left"/>
             </w:pPr>
@@ -1761,6 +1818,7 @@
           </w:p>
           <w:p>
             <w:pPr>
+              <w:keepNext w:val="false"/>
               <w:spacing w:after="40" w:before="0"/>
               <w:jc w:val="left"/>
             </w:pPr>
@@ -1780,6 +1838,7 @@
           </w:p>
           <w:p>
             <w:pPr>
+              <w:keepNext w:val="false"/>
               <w:spacing w:after="40" w:before="0"/>
               <w:jc w:val="left"/>
             </w:pPr>
@@ -1841,6 +1900,7 @@
           </w:tcPr>
           <w:p>
             <w:pPr>
+              <w:keepNext/>
               <w:spacing w:after="40" w:before="0"/>
               <w:jc w:val="center"/>
             </w:pPr>
@@ -1875,6 +1935,7 @@
           </w:tcPr>
           <w:p>
             <w:pPr>
+              <w:keepNext w:val="false"/>
               <w:spacing w:after="40" w:before="0"/>
               <w:jc w:val="left"/>
             </w:pPr>
@@ -1894,6 +1955,7 @@
           </w:p>
           <w:p>
             <w:pPr>
+              <w:keepNext w:val="false"/>
               <w:spacing w:after="40" w:before="0"/>
               <w:jc w:val="left"/>
             </w:pPr>
@@ -1913,6 +1975,7 @@
           </w:p>
           <w:p>
             <w:pPr>
+              <w:keepNext w:val="false"/>
               <w:spacing w:after="40" w:before="0"/>
               <w:jc w:val="left"/>
             </w:pPr>
@@ -1945,6 +2008,7 @@
           </w:tcPr>
           <w:p>
             <w:pPr>
+              <w:keepNext w:val="false"/>
               <w:spacing w:after="40" w:before="0"/>
               <w:jc w:val="left"/>
             </w:pPr>
@@ -1964,6 +2028,7 @@
           </w:p>
           <w:p>
             <w:pPr>
+              <w:keepNext w:val="false"/>
               <w:spacing w:after="40" w:before="0"/>
               <w:jc w:val="left"/>
             </w:pPr>
@@ -1983,6 +2048,7 @@
           </w:p>
           <w:p>
             <w:pPr>
+              <w:keepNext w:val="false"/>
               <w:spacing w:after="40" w:before="0"/>
               <w:jc w:val="left"/>
             </w:pPr>
@@ -2044,6 +2110,7 @@
           </w:tcPr>
           <w:p>
             <w:pPr>
+              <w:keepNext/>
               <w:spacing w:after="40" w:before="0"/>
               <w:jc w:val="center"/>
             </w:pPr>
@@ -2078,6 +2145,7 @@
           </w:tcPr>
           <w:p>
             <w:pPr>
+              <w:keepNext w:val="false"/>
               <w:spacing w:after="40" w:before="0"/>
               <w:jc w:val="left"/>
             </w:pPr>
@@ -2097,6 +2165,7 @@
           </w:p>
           <w:p>
             <w:pPr>
+              <w:keepNext w:val="false"/>
               <w:spacing w:after="40" w:before="0"/>
               <w:jc w:val="left"/>
             </w:pPr>
@@ -2116,6 +2185,7 @@
           </w:p>
           <w:p>
             <w:pPr>
+              <w:keepNext w:val="false"/>
               <w:spacing w:after="40" w:before="0"/>
               <w:jc w:val="left"/>
             </w:pPr>
@@ -2148,6 +2218,7 @@
           </w:tcPr>
           <w:p>
             <w:pPr>
+              <w:keepNext w:val="false"/>
               <w:spacing w:after="40" w:before="0"/>
               <w:jc w:val="left"/>
             </w:pPr>
@@ -2167,6 +2238,7 @@
           </w:p>
           <w:p>
             <w:pPr>
+              <w:keepNext w:val="false"/>
               <w:spacing w:after="40" w:before="0"/>
               <w:jc w:val="left"/>
             </w:pPr>
@@ -2186,6 +2258,7 @@
           </w:p>
           <w:p>
             <w:pPr>
+              <w:keepNext w:val="false"/>
               <w:spacing w:after="40" w:before="0"/>
               <w:jc w:val="left"/>
             </w:pPr>
@@ -2205,6 +2278,7 @@
           </w:p>
           <w:p>
             <w:pPr>
+              <w:keepNext w:val="false"/>
               <w:spacing w:after="40" w:before="0"/>
               <w:jc w:val="left"/>
             </w:pPr>
@@ -2266,6 +2340,7 @@
           </w:tcPr>
           <w:p>
             <w:pPr>
+              <w:keepNext/>
               <w:spacing w:after="40" w:before="0"/>
               <w:jc w:val="center"/>
             </w:pPr>
@@ -2300,6 +2375,7 @@
           </w:tcPr>
           <w:p>
             <w:pPr>
+              <w:keepNext w:val="false"/>
               <w:spacing w:after="40" w:before="0"/>
               <w:jc w:val="left"/>
             </w:pPr>
@@ -2319,6 +2395,7 @@
           </w:p>
           <w:p>
             <w:pPr>
+              <w:keepNext w:val="false"/>
               <w:spacing w:after="40" w:before="0"/>
               <w:jc w:val="left"/>
             </w:pPr>
@@ -2338,6 +2415,7 @@
           </w:p>
           <w:p>
             <w:pPr>
+              <w:keepNext w:val="false"/>
               <w:spacing w:after="40" w:before="0"/>
               <w:jc w:val="left"/>
             </w:pPr>
@@ -2370,6 +2448,7 @@
           </w:tcPr>
           <w:p>
             <w:pPr>
+              <w:keepNext w:val="false"/>
               <w:spacing w:after="40" w:before="0"/>
               <w:jc w:val="left"/>
             </w:pPr>
@@ -2433,6 +2512,7 @@
           </w:tcPr>
           <w:p>
             <w:pPr>
+              <w:keepNext w:val="false"/>
               <w:spacing w:after="40" w:before="0"/>
               <w:jc w:val="center"/>
             </w:pPr>
@@ -2467,6 +2547,7 @@
           </w:tcPr>
           <w:p>
             <w:pPr>
+              <w:keepNext w:val="false"/>
               <w:spacing w:after="40" w:before="0"/>
               <w:jc w:val="left"/>
             </w:pPr>
@@ -2499,6 +2580,7 @@
           </w:tcPr>
           <w:p>
             <w:pPr>
+              <w:keepNext w:val="false"/>
               <w:spacing w:after="40" w:before="0"/>
               <w:jc w:val="left"/>
             </w:pPr>
@@ -2531,6 +2613,7 @@
           </w:tcPr>
           <w:p>
             <w:pPr>
+              <w:keepNext w:val="false"/>
               <w:spacing w:after="40" w:before="0"/>
               <w:jc w:val="left"/>
             </w:pPr>
@@ -2563,6 +2646,7 @@
           </w:tcPr>
           <w:p>
             <w:pPr>
+              <w:keepNext w:val="false"/>
               <w:spacing w:after="40" w:before="0"/>
               <w:jc w:val="left"/>
             </w:pPr>
@@ -2597,6 +2681,7 @@
           </w:tcPr>
           <w:p>
             <w:pPr>
+              <w:keepNext w:val="false"/>
               <w:spacing w:after="40" w:before="0"/>
               <w:jc w:val="left"/>
             </w:pPr>
@@ -2629,6 +2714,7 @@
           </w:tcPr>
           <w:p>
             <w:pPr>
+              <w:keepNext w:val="false"/>
               <w:spacing w:after="40" w:before="0"/>
               <w:jc w:val="left"/>
             </w:pPr>
@@ -2661,6 +2747,7 @@
           </w:tcPr>
           <w:p>
             <w:pPr>
+              <w:keepNext w:val="false"/>
               <w:spacing w:after="40" w:before="0"/>
               <w:jc w:val="left"/>
             </w:pPr>
@@ -2693,6 +2780,7 @@
           </w:tcPr>
           <w:p>
             <w:pPr>
+              <w:keepNext w:val="false"/>
               <w:spacing w:after="40" w:before="0"/>
               <w:jc w:val="left"/>
             </w:pPr>
@@ -2727,6 +2815,7 @@
           </w:tcPr>
           <w:p>
             <w:pPr>
+              <w:keepNext w:val="false"/>
               <w:spacing w:after="40" w:before="0"/>
               <w:jc w:val="left"/>
             </w:pPr>
@@ -2759,6 +2848,7 @@
           </w:tcPr>
           <w:p>
             <w:pPr>
+              <w:keepNext w:val="false"/>
               <w:spacing w:after="40" w:before="0"/>
               <w:jc w:val="left"/>
             </w:pPr>
@@ -2791,6 +2881,7 @@
           </w:tcPr>
           <w:p>
             <w:pPr>
+              <w:keepNext w:val="false"/>
               <w:spacing w:after="40" w:before="0"/>
               <w:jc w:val="left"/>
             </w:pPr>
@@ -2823,6 +2914,7 @@
           </w:tcPr>
           <w:p>
             <w:pPr>
+              <w:keepNext w:val="false"/>
               <w:spacing w:after="40" w:before="0"/>
               <w:jc w:val="left"/>
             </w:pPr>
@@ -2857,6 +2949,7 @@
           </w:tcPr>
           <w:p>
             <w:pPr>
+              <w:keepNext w:val="false"/>
               <w:spacing w:after="40" w:before="0"/>
               <w:jc w:val="left"/>
             </w:pPr>
@@ -2889,6 +2982,7 @@
           </w:tcPr>
           <w:p>
             <w:pPr>
+              <w:keepNext w:val="false"/>
               <w:spacing w:after="40" w:before="0"/>
               <w:jc w:val="left"/>
             </w:pPr>
@@ -2921,6 +3015,7 @@
           </w:tcPr>
           <w:p>
             <w:pPr>
+              <w:keepNext w:val="false"/>
               <w:spacing w:after="40" w:before="0"/>
               <w:jc w:val="left"/>
             </w:pPr>
@@ -2953,6 +3048,7 @@
           </w:tcPr>
           <w:p>
             <w:pPr>
+              <w:keepNext w:val="false"/>
               <w:spacing w:after="40" w:before="0"/>
               <w:jc w:val="left"/>
             </w:pPr>
@@ -2987,6 +3083,7 @@
           </w:tcPr>
           <w:p>
             <w:pPr>
+              <w:keepNext w:val="false"/>
               <w:spacing w:after="40" w:before="0"/>
               <w:jc w:val="left"/>
             </w:pPr>
@@ -3019,6 +3116,7 @@
           </w:tcPr>
           <w:p>
             <w:pPr>
+              <w:keepNext w:val="false"/>
               <w:spacing w:after="40" w:before="0"/>
               <w:jc w:val="left"/>
             </w:pPr>
@@ -3051,6 +3149,7 @@
           </w:tcPr>
           <w:p>
             <w:pPr>
+              <w:keepNext w:val="false"/>
               <w:spacing w:after="40" w:before="0"/>
               <w:jc w:val="left"/>
             </w:pPr>
@@ -3083,6 +3182,7 @@
           </w:tcPr>
           <w:p>
             <w:pPr>
+              <w:keepNext w:val="false"/>
               <w:spacing w:after="40" w:before="0"/>
               <w:jc w:val="left"/>
             </w:pPr>
@@ -3117,6 +3217,7 @@
           </w:tcPr>
           <w:p>
             <w:pPr>
+              <w:keepNext w:val="false"/>
               <w:spacing w:after="40" w:before="0"/>
               <w:jc w:val="left"/>
             </w:pPr>
@@ -3149,6 +3250,7 @@
           </w:tcPr>
           <w:p>
             <w:pPr>
+              <w:keepNext w:val="false"/>
               <w:spacing w:after="40" w:before="0"/>
               <w:jc w:val="left"/>
             </w:pPr>
@@ -3181,6 +3283,7 @@
           </w:tcPr>
           <w:p>
             <w:pPr>
+              <w:keepNext w:val="false"/>
               <w:spacing w:after="40" w:before="0"/>
               <w:jc w:val="left"/>
             </w:pPr>
@@ -3213,6 +3316,7 @@
           </w:tcPr>
           <w:p>
             <w:pPr>
+              <w:keepNext w:val="false"/>
               <w:spacing w:after="40" w:before="0"/>
               <w:jc w:val="left"/>
             </w:pPr>
@@ -3351,7 +3455,7 @@
         </w:rPr>
         <w:t xml:space="preserve">© 2026 SeaVuria and ARES. This work is licensed under a </w:t>
       </w:r>
-      <w:hyperlink w:history="1" r:id="rIdiockig9-2ebb2dtuwp1gq">
+      <w:hyperlink w:history="1" r:id="rIdrcnbpcyejagdlzejtgyar">
         <w:r>
           <w:rPr>
             <w:rFonts w:ascii="Arial" w:cs="Arial" w:eastAsia="Arial" w:hAnsi="Arial"/>
@@ -3371,7 +3475,7 @@
         </w:rPr>
         <w:t xml:space="preserve"> (</w:t>
       </w:r>
-      <w:hyperlink w:history="1" r:id="rId1u2qbficiwwmkcm6-xedv">
+      <w:hyperlink w:history="1" r:id="rId1dl4y--ty63ympspsj2an">
         <w:r>
           <w:rPr>
             <w:rFonts w:ascii="Arial" w:cs="Arial" w:eastAsia="Arial" w:hAnsi="Arial"/>
@@ -3391,7 +3495,7 @@
         </w:rPr>
         <w:t xml:space="preserve">). To view a copy of this license, visit </w:t>
       </w:r>
-      <w:hyperlink w:history="1" r:id="rIdvhw4krzpil22az5h4ofxl">
+      <w:hyperlink w:history="1" r:id="rIdpoyaz7rpu2zbbi-cxmis6">
         <w:r>
           <w:rPr>
             <w:rFonts w:ascii="Arial" w:cs="Arial" w:eastAsia="Arial" w:hAnsi="Arial"/>

--- a/data/outputs/v2/Essential_Mathematics/SS3.1_Statistics_1/Essential_Mathematics_Statistics_1_FinalExplanation_TeacherKey.docx
+++ b/data/outputs/v2/Essential_Mathematics/SS3.1_Statistics_1/Essential_Mathematics_Statistics_1_FinalExplanation_TeacherKey.docx
@@ -3455,7 +3455,7 @@
         </w:rPr>
         <w:t xml:space="preserve">© 2026 SeaVuria and ARES. This work is licensed under a </w:t>
       </w:r>
-      <w:hyperlink w:history="1" r:id="rIdrcnbpcyejagdlzejtgyar">
+      <w:hyperlink w:history="1" r:id="rIdkdv_riojndvxvamqabequ">
         <w:r>
           <w:rPr>
             <w:rFonts w:ascii="Arial" w:cs="Arial" w:eastAsia="Arial" w:hAnsi="Arial"/>
@@ -3475,7 +3475,7 @@
         </w:rPr>
         <w:t xml:space="preserve"> (</w:t>
       </w:r>
-      <w:hyperlink w:history="1" r:id="rId1dl4y--ty63ympspsj2an">
+      <w:hyperlink w:history="1" r:id="rIdlyloztoqlqrykynslu9mt">
         <w:r>
           <w:rPr>
             <w:rFonts w:ascii="Arial" w:cs="Arial" w:eastAsia="Arial" w:hAnsi="Arial"/>
@@ -3495,7 +3495,7 @@
         </w:rPr>
         <w:t xml:space="preserve">). To view a copy of this license, visit </w:t>
       </w:r>
-      <w:hyperlink w:history="1" r:id="rIdpoyaz7rpu2zbbi-cxmis6">
+      <w:hyperlink w:history="1" r:id="rIddtmu9_hswq7j1yjrol4tw">
         <w:r>
           <w:rPr>
             <w:rFonts w:ascii="Arial" w:cs="Arial" w:eastAsia="Arial" w:hAnsi="Arial"/>
